--- a/MongoDB/Proyecto Almacenamiento BD Corte 3.docx
+++ b/MongoDB/Proyecto Almacenamiento BD Corte 3.docx
@@ -1,6 +1,6 @@
 
 <file path=word/document.xml><?xml version="1.0" encoding="utf-8"?>
-<w:document xmlns:wpc="http://schemas.microsoft.com/office/word/2010/wordprocessingCanvas" xmlns:cx="http://schemas.microsoft.com/office/drawing/2014/chartex" xmlns:cx1="http://schemas.microsoft.com/office/drawing/2015/9/8/chartex" xmlns:cx2="http://schemas.microsoft.com/office/drawing/2015/10/21/chartex" xmlns:cx3="http://schemas.microsoft.com/office/drawing/2016/5/9/chartex" xmlns:cx4="http://schemas.microsoft.com/office/drawing/2016/5/10/chartex" xmlns:cx5="http://schemas.microsoft.com/office/drawing/2016/5/11/chartex" xmlns:cx6="http://schemas.microsoft.com/office/drawing/2016/5/12/chartex" xmlns:cx7="http://schemas.microsoft.com/office/drawing/2016/5/13/chartex" xmlns:cx8="http://schemas.microsoft.com/office/drawing/2016/5/14/chartex" xmlns:mc="http://schemas.openxmlformats.org/markup-compatibility/2006" xmlns:aink="http://schemas.microsoft.com/office/drawing/2016/ink" xmlns:am3d="http://schemas.microsoft.com/office/drawing/2017/model3d" xmlns:o="urn:schemas-microsoft-com:office:office" xmlns:r="http://schemas.openxmlformats.org/officeDocument/2006/relationships" xmlns:m="http://schemas.openxmlformats.org/officeDocument/2006/math" xmlns:v="urn:schemas-microsoft-com:vml" xmlns:wp14="http://schemas.microsoft.com/office/word/2010/wordprocessingDrawing" xmlns:wp="http://schemas.openxmlformats.org/drawingml/2006/wordprocessingDrawing" xmlns:w10="urn:schemas-microsoft-com:office:word" xmlns:w="http://schemas.openxmlformats.org/wordprocessingml/2006/main" xmlns:w14="http://schemas.microsoft.com/office/word/2010/wordml" xmlns:w15="http://schemas.microsoft.com/office/word/2012/wordml" xmlns:w16cex="http://schemas.microsoft.com/office/word/2018/wordml/cex" xmlns:w16cid="http://schemas.microsoft.com/office/word/2016/wordml/cid" xmlns:w16="http://schemas.microsoft.com/office/word/2018/wordml" xmlns:w16sdtdh="http://schemas.microsoft.com/office/word/2020/wordml/sdtdatahash" xmlns:w16se="http://schemas.microsoft.com/office/word/2015/wordml/symex" xmlns:wpg="http://schemas.microsoft.com/office/word/2010/wordprocessingGroup" xmlns:wpi="http://schemas.microsoft.com/office/word/2010/wordprocessingInk" xmlns:wne="http://schemas.microsoft.com/office/word/2006/wordml" xmlns:wps="http://schemas.microsoft.com/office/word/2010/wordprocessingShape" mc:Ignorable="w14 w15 w16se w16cid w16 w16cex w16sdtdh wp14">
+<w:document xmlns:wpc="http://schemas.microsoft.com/office/word/2010/wordprocessingCanvas" xmlns:cx="http://schemas.microsoft.com/office/drawing/2014/chartex" xmlns:cx1="http://schemas.microsoft.com/office/drawing/2015/9/8/chartex" xmlns:cx2="http://schemas.microsoft.com/office/drawing/2015/10/21/chartex" xmlns:cx3="http://schemas.microsoft.com/office/drawing/2016/5/9/chartex" xmlns:cx4="http://schemas.microsoft.com/office/drawing/2016/5/10/chartex" xmlns:cx5="http://schemas.microsoft.com/office/drawing/2016/5/11/chartex" xmlns:cx6="http://schemas.microsoft.com/office/drawing/2016/5/12/chartex" xmlns:cx7="http://schemas.microsoft.com/office/drawing/2016/5/13/chartex" xmlns:cx8="http://schemas.microsoft.com/office/drawing/2016/5/14/chartex" xmlns:mc="http://schemas.openxmlformats.org/markup-compatibility/2006" xmlns:aink="http://schemas.microsoft.com/office/drawing/2016/ink" xmlns:am3d="http://schemas.microsoft.com/office/drawing/2017/model3d" xmlns:o="urn:schemas-microsoft-com:office:office" xmlns:oel="http://schemas.microsoft.com/office/2019/extlst" xmlns:r="http://schemas.openxmlformats.org/officeDocument/2006/relationships" xmlns:m="http://schemas.openxmlformats.org/officeDocument/2006/math" xmlns:v="urn:schemas-microsoft-com:vml" xmlns:wp14="http://schemas.microsoft.com/office/word/2010/wordprocessingDrawing" xmlns:wp="http://schemas.openxmlformats.org/drawingml/2006/wordprocessingDrawing" xmlns:w10="urn:schemas-microsoft-com:office:word" xmlns:w="http://schemas.openxmlformats.org/wordprocessingml/2006/main" xmlns:w14="http://schemas.microsoft.com/office/word/2010/wordml" xmlns:w15="http://schemas.microsoft.com/office/word/2012/wordml" xmlns:w16cex="http://schemas.microsoft.com/office/word/2018/wordml/cex" xmlns:w16cid="http://schemas.microsoft.com/office/word/2016/wordml/cid" xmlns:w16="http://schemas.microsoft.com/office/word/2018/wordml" xmlns:w16du="http://schemas.microsoft.com/office/word/2023/wordml/word16du" xmlns:w16sdtdh="http://schemas.microsoft.com/office/word/2020/wordml/sdtdatahash" xmlns:w16sdtfl="http://schemas.microsoft.com/office/word/2024/wordml/sdtformatlock" xmlns:w16se="http://schemas.microsoft.com/office/word/2015/wordml/symex" xmlns:wpg="http://schemas.microsoft.com/office/word/2010/wordprocessingGroup" xmlns:wpi="http://schemas.microsoft.com/office/word/2010/wordprocessingInk" xmlns:wne="http://schemas.microsoft.com/office/word/2006/wordml" xmlns:wps="http://schemas.microsoft.com/office/word/2010/wordprocessingShape" mc:Ignorable="w14 w15 w16se w16cid w16 w16cex w16sdtdh w16sdtfl w16du wp14">
   <w:body>
     <w:p>
       <w:pPr>
@@ -126,21 +126,7 @@
         <w:rPr>
           <w:b/>
         </w:rPr>
-        <w:t xml:space="preserve"> Eder </w:t>
-      </w:r>
-      <w:proofErr w:type="spellStart"/>
-      <w:r>
-        <w:rPr>
-          <w:b/>
-        </w:rPr>
-        <w:t>Masso</w:t>
-      </w:r>
-      <w:proofErr w:type="spellEnd"/>
-      <w:r>
-        <w:rPr>
-          <w:b/>
-        </w:rPr>
-        <w:t xml:space="preserve"> Daza</w:t>
+        <w:t xml:space="preserve"> Eder Masso Daza</w:t>
       </w:r>
     </w:p>
     <w:p>
@@ -279,14 +265,6 @@
                 <w:szCs w:val="22"/>
               </w:rPr>
             </w:pPr>
-            <w:r>
-              <w:rPr>
-                <w:rFonts w:ascii="Aptos" w:eastAsia="Aptos" w:hAnsi="Aptos" w:cs="Aptos"/>
-                <w:sz w:val="22"/>
-                <w:szCs w:val="22"/>
-              </w:rPr>
-              <w:t>2245329</w:t>
-            </w:r>
           </w:p>
         </w:tc>
         <w:tc>
@@ -359,14 +337,6 @@
                 <w:szCs w:val="22"/>
               </w:rPr>
             </w:pPr>
-            <w:r>
-              <w:rPr>
-                <w:rFonts w:ascii="Aptos" w:eastAsia="Aptos" w:hAnsi="Aptos" w:cs="Aptos"/>
-                <w:sz w:val="22"/>
-                <w:szCs w:val="22"/>
-              </w:rPr>
-              <w:t>2248851</w:t>
-            </w:r>
           </w:p>
         </w:tc>
         <w:tc>
@@ -440,14 +410,6 @@
                 <w:szCs w:val="22"/>
               </w:rPr>
             </w:pPr>
-            <w:r>
-              <w:rPr>
-                <w:rFonts w:ascii="Aptos" w:eastAsia="Aptos" w:hAnsi="Aptos" w:cs="Aptos"/>
-                <w:sz w:val="22"/>
-                <w:szCs w:val="22"/>
-              </w:rPr>
-              <w:t>2245212</w:t>
-            </w:r>
           </w:p>
         </w:tc>
         <w:tc>
@@ -521,14 +483,6 @@
                 <w:szCs w:val="22"/>
               </w:rPr>
             </w:pPr>
-            <w:r>
-              <w:rPr>
-                <w:rFonts w:ascii="Aptos" w:eastAsia="Aptos" w:hAnsi="Aptos" w:cs="Aptos"/>
-                <w:sz w:val="22"/>
-                <w:szCs w:val="22"/>
-              </w:rPr>
-              <w:t>2248450</w:t>
-            </w:r>
           </w:p>
         </w:tc>
         <w:tc>
@@ -602,14 +556,6 @@
                 <w:szCs w:val="22"/>
               </w:rPr>
             </w:pPr>
-            <w:r>
-              <w:rPr>
-                <w:rFonts w:ascii="Aptos" w:eastAsia="Aptos" w:hAnsi="Aptos" w:cs="Aptos"/>
-                <w:sz w:val="22"/>
-                <w:szCs w:val="22"/>
-              </w:rPr>
-              <w:t>2246181</w:t>
-            </w:r>
           </w:p>
         </w:tc>
         <w:tc>
@@ -1205,7 +1151,6 @@
         </w:rPr>
       </w:pPr>
       <w:proofErr w:type="spellStart"/>
-      <w:proofErr w:type="gramStart"/>
       <w:r>
         <w:rPr>
           <w:bCs/>
@@ -1215,7 +1160,6 @@
         <w:t>db.createCollection</w:t>
       </w:r>
       <w:proofErr w:type="spellEnd"/>
-      <w:proofErr w:type="gramEnd"/>
       <w:r>
         <w:rPr>
           <w:bCs/>
@@ -1590,7 +1534,25 @@
           <w:sz w:val="28"/>
           <w:szCs w:val="28"/>
         </w:rPr>
-        <w:t>": "string"</w:t>
+        <w:t>": "</w:t>
+      </w:r>
+      <w:proofErr w:type="spellStart"/>
+      <w:r>
+        <w:rPr>
+          <w:bCs/>
+          <w:sz w:val="28"/>
+          <w:szCs w:val="28"/>
+        </w:rPr>
+        <w:t>string</w:t>
+      </w:r>
+      <w:proofErr w:type="spellEnd"/>
+      <w:r>
+        <w:rPr>
+          <w:bCs/>
+          <w:sz w:val="28"/>
+          <w:szCs w:val="28"/>
+        </w:rPr>
+        <w:t>"</w:t>
       </w:r>
     </w:p>
     <w:p>
@@ -1746,7 +1708,25 @@
           <w:sz w:val="28"/>
           <w:szCs w:val="28"/>
         </w:rPr>
-        <w:t>": "string"</w:t>
+        <w:t>": "</w:t>
+      </w:r>
+      <w:proofErr w:type="spellStart"/>
+      <w:r>
+        <w:rPr>
+          <w:bCs/>
+          <w:sz w:val="28"/>
+          <w:szCs w:val="28"/>
+        </w:rPr>
+        <w:t>string</w:t>
+      </w:r>
+      <w:proofErr w:type="spellEnd"/>
+      <w:r>
+        <w:rPr>
+          <w:bCs/>
+          <w:sz w:val="28"/>
+          <w:szCs w:val="28"/>
+        </w:rPr>
+        <w:t>"</w:t>
       </w:r>
     </w:p>
     <w:p>
@@ -1815,25 +1795,7 @@
           <w:sz w:val="28"/>
           <w:szCs w:val="28"/>
         </w:rPr>
-        <w:t>": "</w:t>
-      </w:r>
-      <w:proofErr w:type="spellStart"/>
-      <w:r>
-        <w:rPr>
-          <w:bCs/>
-          <w:sz w:val="28"/>
-          <w:szCs w:val="28"/>
-        </w:rPr>
-        <w:t>string</w:t>
-      </w:r>
-      <w:proofErr w:type="spellEnd"/>
-      <w:r>
-        <w:rPr>
-          <w:bCs/>
-          <w:sz w:val="28"/>
-          <w:szCs w:val="28"/>
-        </w:rPr>
-        <w:t>",</w:t>
+        <w:t>": "string",</w:t>
       </w:r>
     </w:p>
     <w:p>
@@ -2663,7 +2625,6 @@
         </w:rPr>
       </w:pPr>
       <w:proofErr w:type="spellStart"/>
-      <w:proofErr w:type="gramStart"/>
       <w:r>
         <w:rPr>
           <w:bCs/>
@@ -2673,7 +2634,6 @@
         <w:t>db.createCollection</w:t>
       </w:r>
       <w:proofErr w:type="spellEnd"/>
-      <w:proofErr w:type="gramEnd"/>
       <w:r>
         <w:rPr>
           <w:bCs/>
@@ -4137,7 +4097,6 @@
         </w:rPr>
       </w:pPr>
       <w:proofErr w:type="spellStart"/>
-      <w:proofErr w:type="gramStart"/>
       <w:r>
         <w:rPr>
           <w:bCs/>
@@ -4147,7 +4106,6 @@
         <w:t>db.createCollection</w:t>
       </w:r>
       <w:proofErr w:type="spellEnd"/>
-      <w:proofErr w:type="gramEnd"/>
       <w:r>
         <w:rPr>
           <w:bCs/>
@@ -4521,7 +4479,25 @@
           <w:sz w:val="28"/>
           <w:szCs w:val="28"/>
         </w:rPr>
-        <w:t>": "string"</w:t>
+        <w:t>": "</w:t>
+      </w:r>
+      <w:proofErr w:type="spellStart"/>
+      <w:r>
+        <w:rPr>
+          <w:bCs/>
+          <w:sz w:val="28"/>
+          <w:szCs w:val="28"/>
+        </w:rPr>
+        <w:t>string</w:t>
+      </w:r>
+      <w:proofErr w:type="spellEnd"/>
+      <w:r>
+        <w:rPr>
+          <w:bCs/>
+          <w:sz w:val="28"/>
+          <w:szCs w:val="28"/>
+        </w:rPr>
+        <w:t>"</w:t>
       </w:r>
     </w:p>
     <w:p>
@@ -4609,7 +4585,25 @@
           <w:sz w:val="28"/>
           <w:szCs w:val="28"/>
         </w:rPr>
-        <w:t>": "string"</w:t>
+        <w:t>": "</w:t>
+      </w:r>
+      <w:proofErr w:type="spellStart"/>
+      <w:r>
+        <w:rPr>
+          <w:bCs/>
+          <w:sz w:val="28"/>
+          <w:szCs w:val="28"/>
+        </w:rPr>
+        <w:t>string</w:t>
+      </w:r>
+      <w:proofErr w:type="spellEnd"/>
+      <w:r>
+        <w:rPr>
+          <w:bCs/>
+          <w:sz w:val="28"/>
+          <w:szCs w:val="28"/>
+        </w:rPr>
+        <w:t>"</w:t>
       </w:r>
     </w:p>
     <w:p>
@@ -4986,7 +4980,6 @@
         </w:rPr>
       </w:pPr>
       <w:proofErr w:type="spellStart"/>
-      <w:proofErr w:type="gramStart"/>
       <w:r>
         <w:rPr>
           <w:bCs/>
@@ -4996,7 +4989,6 @@
         <w:t>db.createCollection</w:t>
       </w:r>
       <w:proofErr w:type="spellEnd"/>
-      <w:proofErr w:type="gramEnd"/>
       <w:r>
         <w:rPr>
           <w:bCs/>
@@ -5407,7 +5399,25 @@
           <w:sz w:val="28"/>
           <w:szCs w:val="28"/>
         </w:rPr>
-        <w:t>": "string"</w:t>
+        <w:t>": "</w:t>
+      </w:r>
+      <w:proofErr w:type="spellStart"/>
+      <w:r>
+        <w:rPr>
+          <w:bCs/>
+          <w:sz w:val="28"/>
+          <w:szCs w:val="28"/>
+        </w:rPr>
+        <w:t>string</w:t>
+      </w:r>
+      <w:proofErr w:type="spellEnd"/>
+      <w:r>
+        <w:rPr>
+          <w:bCs/>
+          <w:sz w:val="28"/>
+          <w:szCs w:val="28"/>
+        </w:rPr>
+        <w:t>"</w:t>
       </w:r>
     </w:p>
     <w:p>
@@ -5494,25 +5504,7 @@
           <w:sz w:val="28"/>
           <w:szCs w:val="28"/>
         </w:rPr>
-        <w:t>": "</w:t>
-      </w:r>
-      <w:proofErr w:type="spellStart"/>
-      <w:r>
-        <w:rPr>
-          <w:bCs/>
-          <w:sz w:val="28"/>
-          <w:szCs w:val="28"/>
-        </w:rPr>
-        <w:t>object</w:t>
-      </w:r>
-      <w:proofErr w:type="spellEnd"/>
-      <w:r>
-        <w:rPr>
-          <w:bCs/>
-          <w:sz w:val="28"/>
-          <w:szCs w:val="28"/>
-        </w:rPr>
-        <w:t>",</w:t>
+        <w:t>": "object",</w:t>
       </w:r>
     </w:p>
     <w:p>
@@ -6237,7 +6229,6 @@
         </w:rPr>
       </w:pPr>
       <w:proofErr w:type="spellStart"/>
-      <w:proofErr w:type="gramStart"/>
       <w:r>
         <w:rPr>
           <w:bCs/>
@@ -6247,7 +6238,6 @@
         <w:t>db.createCollection</w:t>
       </w:r>
       <w:proofErr w:type="spellEnd"/>
-      <w:proofErr w:type="gramEnd"/>
       <w:r>
         <w:rPr>
           <w:bCs/>
@@ -6658,7 +6648,25 @@
           <w:sz w:val="28"/>
           <w:szCs w:val="28"/>
         </w:rPr>
-        <w:t>": "string"</w:t>
+        <w:t>": "</w:t>
+      </w:r>
+      <w:proofErr w:type="spellStart"/>
+      <w:r>
+        <w:rPr>
+          <w:bCs/>
+          <w:sz w:val="28"/>
+          <w:szCs w:val="28"/>
+        </w:rPr>
+        <w:t>string</w:t>
+      </w:r>
+      <w:proofErr w:type="spellEnd"/>
+      <w:r>
+        <w:rPr>
+          <w:bCs/>
+          <w:sz w:val="28"/>
+          <w:szCs w:val="28"/>
+        </w:rPr>
+        <w:t>"</w:t>
       </w:r>
     </w:p>
     <w:p>
@@ -6745,25 +6753,7 @@
           <w:sz w:val="28"/>
           <w:szCs w:val="28"/>
         </w:rPr>
-        <w:t>": "</w:t>
-      </w:r>
-      <w:proofErr w:type="spellStart"/>
-      <w:r>
-        <w:rPr>
-          <w:bCs/>
-          <w:sz w:val="28"/>
-          <w:szCs w:val="28"/>
-        </w:rPr>
-        <w:t>object</w:t>
-      </w:r>
-      <w:proofErr w:type="spellEnd"/>
-      <w:r>
-        <w:rPr>
-          <w:bCs/>
-          <w:sz w:val="28"/>
-          <w:szCs w:val="28"/>
-        </w:rPr>
-        <w:t>",</w:t>
+        <w:t>": "object",</w:t>
       </w:r>
     </w:p>
     <w:p>
@@ -7488,7 +7478,6 @@
         </w:rPr>
       </w:pPr>
       <w:proofErr w:type="spellStart"/>
-      <w:proofErr w:type="gramStart"/>
       <w:r>
         <w:rPr>
           <w:bCs/>
@@ -7498,7 +7487,6 @@
         <w:t>db.createCollection</w:t>
       </w:r>
       <w:proofErr w:type="spellEnd"/>
-      <w:proofErr w:type="gramEnd"/>
       <w:r>
         <w:rPr>
           <w:bCs/>
@@ -7873,7 +7861,25 @@
           <w:sz w:val="28"/>
           <w:szCs w:val="28"/>
         </w:rPr>
-        <w:t>": "string"</w:t>
+        <w:t>": "</w:t>
+      </w:r>
+      <w:proofErr w:type="spellStart"/>
+      <w:r>
+        <w:rPr>
+          <w:bCs/>
+          <w:sz w:val="28"/>
+          <w:szCs w:val="28"/>
+        </w:rPr>
+        <w:t>string</w:t>
+      </w:r>
+      <w:proofErr w:type="spellEnd"/>
+      <w:r>
+        <w:rPr>
+          <w:bCs/>
+          <w:sz w:val="28"/>
+          <w:szCs w:val="28"/>
+        </w:rPr>
+        <w:t>"</w:t>
       </w:r>
     </w:p>
     <w:p>
@@ -7960,6 +7966,215 @@
           <w:sz w:val="28"/>
           <w:szCs w:val="28"/>
         </w:rPr>
+        <w:t>": "string",</w:t>
+      </w:r>
+    </w:p>
+    <w:p>
+      <w:pPr>
+        <w:rPr>
+          <w:bCs/>
+          <w:sz w:val="28"/>
+          <w:szCs w:val="28"/>
+        </w:rPr>
+      </w:pPr>
+      <w:r>
+        <w:rPr>
+          <w:bCs/>
+          <w:sz w:val="28"/>
+          <w:szCs w:val="28"/>
+        </w:rPr>
+        <w:t xml:space="preserve">                    "</w:t>
+      </w:r>
+      <w:proofErr w:type="spellStart"/>
+      <w:r>
+        <w:rPr>
+          <w:bCs/>
+          <w:sz w:val="28"/>
+          <w:szCs w:val="28"/>
+        </w:rPr>
+        <w:t>enum</w:t>
+      </w:r>
+      <w:proofErr w:type="spellEnd"/>
+      <w:r>
+        <w:rPr>
+          <w:bCs/>
+          <w:sz w:val="28"/>
+          <w:szCs w:val="28"/>
+        </w:rPr>
+        <w:t>": [</w:t>
+      </w:r>
+    </w:p>
+    <w:p>
+      <w:pPr>
+        <w:rPr>
+          <w:bCs/>
+          <w:sz w:val="28"/>
+          <w:szCs w:val="28"/>
+        </w:rPr>
+      </w:pPr>
+      <w:r>
+        <w:rPr>
+          <w:bCs/>
+          <w:sz w:val="28"/>
+          <w:szCs w:val="28"/>
+        </w:rPr>
+        <w:t xml:space="preserve">                        "</w:t>
+      </w:r>
+      <w:proofErr w:type="spellStart"/>
+      <w:r>
+        <w:rPr>
+          <w:bCs/>
+          <w:sz w:val="28"/>
+          <w:szCs w:val="28"/>
+        </w:rPr>
+        <w:t>ludico</w:t>
+      </w:r>
+      <w:proofErr w:type="spellEnd"/>
+      <w:r>
+        <w:rPr>
+          <w:bCs/>
+          <w:sz w:val="28"/>
+          <w:szCs w:val="28"/>
+        </w:rPr>
+        <w:t>",</w:t>
+      </w:r>
+    </w:p>
+    <w:p>
+      <w:pPr>
+        <w:rPr>
+          <w:bCs/>
+          <w:sz w:val="28"/>
+          <w:szCs w:val="28"/>
+        </w:rPr>
+      </w:pPr>
+      <w:r>
+        <w:rPr>
+          <w:bCs/>
+          <w:sz w:val="28"/>
+          <w:szCs w:val="28"/>
+        </w:rPr>
+        <w:t xml:space="preserve">                        "</w:t>
+      </w:r>
+      <w:proofErr w:type="spellStart"/>
+      <w:r>
+        <w:rPr>
+          <w:bCs/>
+          <w:sz w:val="28"/>
+          <w:szCs w:val="28"/>
+        </w:rPr>
+        <w:t>academico</w:t>
+      </w:r>
+      <w:proofErr w:type="spellEnd"/>
+      <w:r>
+        <w:rPr>
+          <w:bCs/>
+          <w:sz w:val="28"/>
+          <w:szCs w:val="28"/>
+        </w:rPr>
+        <w:t>"</w:t>
+      </w:r>
+    </w:p>
+    <w:p>
+      <w:pPr>
+        <w:rPr>
+          <w:bCs/>
+          <w:sz w:val="28"/>
+          <w:szCs w:val="28"/>
+        </w:rPr>
+      </w:pPr>
+      <w:r>
+        <w:rPr>
+          <w:bCs/>
+          <w:sz w:val="28"/>
+          <w:szCs w:val="28"/>
+        </w:rPr>
+        <w:t xml:space="preserve">                    ]</w:t>
+      </w:r>
+    </w:p>
+    <w:p>
+      <w:pPr>
+        <w:rPr>
+          <w:bCs/>
+          <w:sz w:val="28"/>
+          <w:szCs w:val="28"/>
+        </w:rPr>
+      </w:pPr>
+      <w:r>
+        <w:rPr>
+          <w:bCs/>
+          <w:sz w:val="28"/>
+          <w:szCs w:val="28"/>
+        </w:rPr>
+        <w:t xml:space="preserve">                },</w:t>
+      </w:r>
+    </w:p>
+    <w:p>
+      <w:pPr>
+        <w:rPr>
+          <w:bCs/>
+          <w:sz w:val="28"/>
+          <w:szCs w:val="28"/>
+        </w:rPr>
+      </w:pPr>
+      <w:r>
+        <w:rPr>
+          <w:bCs/>
+          <w:sz w:val="28"/>
+          <w:szCs w:val="28"/>
+        </w:rPr>
+        <w:t xml:space="preserve">                "</w:t>
+      </w:r>
+      <w:proofErr w:type="spellStart"/>
+      <w:r>
+        <w:rPr>
+          <w:bCs/>
+          <w:sz w:val="28"/>
+          <w:szCs w:val="28"/>
+        </w:rPr>
+        <w:t>descripcion_evento</w:t>
+      </w:r>
+      <w:proofErr w:type="spellEnd"/>
+      <w:r>
+        <w:rPr>
+          <w:bCs/>
+          <w:sz w:val="28"/>
+          <w:szCs w:val="28"/>
+        </w:rPr>
+        <w:t>": {</w:t>
+      </w:r>
+    </w:p>
+    <w:p>
+      <w:pPr>
+        <w:rPr>
+          <w:bCs/>
+          <w:sz w:val="28"/>
+          <w:szCs w:val="28"/>
+        </w:rPr>
+      </w:pPr>
+      <w:r>
+        <w:rPr>
+          <w:bCs/>
+          <w:sz w:val="28"/>
+          <w:szCs w:val="28"/>
+        </w:rPr>
+        <w:t xml:space="preserve">                    "</w:t>
+      </w:r>
+      <w:proofErr w:type="spellStart"/>
+      <w:r>
+        <w:rPr>
+          <w:bCs/>
+          <w:sz w:val="28"/>
+          <w:szCs w:val="28"/>
+        </w:rPr>
+        <w:t>bsonType</w:t>
+      </w:r>
+      <w:proofErr w:type="spellEnd"/>
+      <w:r>
+        <w:rPr>
+          <w:bCs/>
+          <w:sz w:val="28"/>
+          <w:szCs w:val="28"/>
+        </w:rPr>
         <w:t>": "</w:t>
       </w:r>
       <w:proofErr w:type="spellStart"/>
@@ -7978,7 +8193,59 @@
           <w:sz w:val="28"/>
           <w:szCs w:val="28"/>
         </w:rPr>
-        <w:t>",</w:t>
+        <w:t>"</w:t>
+      </w:r>
+    </w:p>
+    <w:p>
+      <w:pPr>
+        <w:rPr>
+          <w:bCs/>
+          <w:sz w:val="28"/>
+          <w:szCs w:val="28"/>
+        </w:rPr>
+      </w:pPr>
+      <w:r>
+        <w:rPr>
+          <w:bCs/>
+          <w:sz w:val="28"/>
+          <w:szCs w:val="28"/>
+        </w:rPr>
+        <w:t xml:space="preserve">                },</w:t>
+      </w:r>
+    </w:p>
+    <w:p>
+      <w:pPr>
+        <w:rPr>
+          <w:bCs/>
+          <w:sz w:val="28"/>
+          <w:szCs w:val="28"/>
+        </w:rPr>
+      </w:pPr>
+      <w:r>
+        <w:rPr>
+          <w:bCs/>
+          <w:sz w:val="28"/>
+          <w:szCs w:val="28"/>
+        </w:rPr>
+        <w:t xml:space="preserve">                "</w:t>
+      </w:r>
+      <w:proofErr w:type="spellStart"/>
+      <w:r>
+        <w:rPr>
+          <w:bCs/>
+          <w:sz w:val="28"/>
+          <w:szCs w:val="28"/>
+        </w:rPr>
+        <w:t>fecha_evento</w:t>
+      </w:r>
+      <w:proofErr w:type="spellEnd"/>
+      <w:r>
+        <w:rPr>
+          <w:bCs/>
+          <w:sz w:val="28"/>
+          <w:szCs w:val="28"/>
+        </w:rPr>
+        <w:t>": {</w:t>
       </w:r>
     </w:p>
     <w:p>
@@ -8004,77 +8271,112 @@
           <w:sz w:val="28"/>
           <w:szCs w:val="28"/>
         </w:rPr>
-        <w:t>enum</w:t>
-      </w:r>
-      <w:proofErr w:type="spellEnd"/>
-      <w:r>
-        <w:rPr>
-          <w:bCs/>
-          <w:sz w:val="28"/>
-          <w:szCs w:val="28"/>
-        </w:rPr>
-        <w:t>": [</w:t>
-      </w:r>
-    </w:p>
-    <w:p>
-      <w:pPr>
-        <w:rPr>
-          <w:bCs/>
-          <w:sz w:val="28"/>
-          <w:szCs w:val="28"/>
-        </w:rPr>
-      </w:pPr>
-      <w:r>
-        <w:rPr>
-          <w:bCs/>
-          <w:sz w:val="28"/>
-          <w:szCs w:val="28"/>
-        </w:rPr>
-        <w:t xml:space="preserve">                        "</w:t>
-      </w:r>
-      <w:proofErr w:type="spellStart"/>
-      <w:r>
-        <w:rPr>
-          <w:bCs/>
-          <w:sz w:val="28"/>
-          <w:szCs w:val="28"/>
-        </w:rPr>
-        <w:t>ludico</w:t>
-      </w:r>
-      <w:proofErr w:type="spellEnd"/>
-      <w:r>
-        <w:rPr>
-          <w:bCs/>
-          <w:sz w:val="28"/>
-          <w:szCs w:val="28"/>
-        </w:rPr>
-        <w:t>",</w:t>
-      </w:r>
-    </w:p>
-    <w:p>
-      <w:pPr>
-        <w:rPr>
-          <w:bCs/>
-          <w:sz w:val="28"/>
-          <w:szCs w:val="28"/>
-        </w:rPr>
-      </w:pPr>
-      <w:r>
-        <w:rPr>
-          <w:bCs/>
-          <w:sz w:val="28"/>
-          <w:szCs w:val="28"/>
-        </w:rPr>
-        <w:t xml:space="preserve">                        "</w:t>
-      </w:r>
-      <w:proofErr w:type="spellStart"/>
-      <w:r>
-        <w:rPr>
-          <w:bCs/>
-          <w:sz w:val="28"/>
-          <w:szCs w:val="28"/>
-        </w:rPr>
-        <w:t>academico</w:t>
+        <w:t>bsonType</w:t>
+      </w:r>
+      <w:proofErr w:type="spellEnd"/>
+      <w:r>
+        <w:rPr>
+          <w:bCs/>
+          <w:sz w:val="28"/>
+          <w:szCs w:val="28"/>
+        </w:rPr>
+        <w:t>": "date"</w:t>
+      </w:r>
+    </w:p>
+    <w:p>
+      <w:pPr>
+        <w:rPr>
+          <w:bCs/>
+          <w:sz w:val="28"/>
+          <w:szCs w:val="28"/>
+        </w:rPr>
+      </w:pPr>
+      <w:r>
+        <w:rPr>
+          <w:bCs/>
+          <w:sz w:val="28"/>
+          <w:szCs w:val="28"/>
+        </w:rPr>
+        <w:t xml:space="preserve">                },</w:t>
+      </w:r>
+    </w:p>
+    <w:p>
+      <w:pPr>
+        <w:rPr>
+          <w:bCs/>
+          <w:sz w:val="28"/>
+          <w:szCs w:val="28"/>
+        </w:rPr>
+      </w:pPr>
+      <w:r>
+        <w:rPr>
+          <w:bCs/>
+          <w:sz w:val="28"/>
+          <w:szCs w:val="28"/>
+        </w:rPr>
+        <w:t xml:space="preserve">                "</w:t>
+      </w:r>
+      <w:proofErr w:type="spellStart"/>
+      <w:r>
+        <w:rPr>
+          <w:bCs/>
+          <w:sz w:val="28"/>
+          <w:szCs w:val="28"/>
+        </w:rPr>
+        <w:t>hora_inicio</w:t>
+      </w:r>
+      <w:proofErr w:type="spellEnd"/>
+      <w:r>
+        <w:rPr>
+          <w:bCs/>
+          <w:sz w:val="28"/>
+          <w:szCs w:val="28"/>
+        </w:rPr>
+        <w:t>": {</w:t>
+      </w:r>
+    </w:p>
+    <w:p>
+      <w:pPr>
+        <w:rPr>
+          <w:bCs/>
+          <w:sz w:val="28"/>
+          <w:szCs w:val="28"/>
+        </w:rPr>
+      </w:pPr>
+      <w:r>
+        <w:rPr>
+          <w:bCs/>
+          <w:sz w:val="28"/>
+          <w:szCs w:val="28"/>
+        </w:rPr>
+        <w:t xml:space="preserve">                    "</w:t>
+      </w:r>
+      <w:proofErr w:type="spellStart"/>
+      <w:r>
+        <w:rPr>
+          <w:bCs/>
+          <w:sz w:val="28"/>
+          <w:szCs w:val="28"/>
+        </w:rPr>
+        <w:t>bsonType</w:t>
+      </w:r>
+      <w:proofErr w:type="spellEnd"/>
+      <w:r>
+        <w:rPr>
+          <w:bCs/>
+          <w:sz w:val="28"/>
+          <w:szCs w:val="28"/>
+        </w:rPr>
+        <w:t>": "</w:t>
+      </w:r>
+      <w:proofErr w:type="spellStart"/>
+      <w:r>
+        <w:rPr>
+          <w:bCs/>
+          <w:sz w:val="28"/>
+          <w:szCs w:val="28"/>
+        </w:rPr>
+        <w:t>string</w:t>
       </w:r>
       <w:proofErr w:type="spellEnd"/>
       <w:r>
@@ -8084,284 +8386,6 @@
           <w:szCs w:val="28"/>
         </w:rPr>
         <w:t>"</w:t>
-      </w:r>
-    </w:p>
-    <w:p>
-      <w:pPr>
-        <w:rPr>
-          <w:bCs/>
-          <w:sz w:val="28"/>
-          <w:szCs w:val="28"/>
-        </w:rPr>
-      </w:pPr>
-      <w:r>
-        <w:rPr>
-          <w:bCs/>
-          <w:sz w:val="28"/>
-          <w:szCs w:val="28"/>
-        </w:rPr>
-        <w:t xml:space="preserve">                    ]</w:t>
-      </w:r>
-    </w:p>
-    <w:p>
-      <w:pPr>
-        <w:rPr>
-          <w:bCs/>
-          <w:sz w:val="28"/>
-          <w:szCs w:val="28"/>
-        </w:rPr>
-      </w:pPr>
-      <w:r>
-        <w:rPr>
-          <w:bCs/>
-          <w:sz w:val="28"/>
-          <w:szCs w:val="28"/>
-        </w:rPr>
-        <w:t xml:space="preserve">                },</w:t>
-      </w:r>
-    </w:p>
-    <w:p>
-      <w:pPr>
-        <w:rPr>
-          <w:bCs/>
-          <w:sz w:val="28"/>
-          <w:szCs w:val="28"/>
-        </w:rPr>
-      </w:pPr>
-      <w:r>
-        <w:rPr>
-          <w:bCs/>
-          <w:sz w:val="28"/>
-          <w:szCs w:val="28"/>
-        </w:rPr>
-        <w:t xml:space="preserve">                "</w:t>
-      </w:r>
-      <w:proofErr w:type="spellStart"/>
-      <w:r>
-        <w:rPr>
-          <w:bCs/>
-          <w:sz w:val="28"/>
-          <w:szCs w:val="28"/>
-        </w:rPr>
-        <w:t>descripcion_evento</w:t>
-      </w:r>
-      <w:proofErr w:type="spellEnd"/>
-      <w:r>
-        <w:rPr>
-          <w:bCs/>
-          <w:sz w:val="28"/>
-          <w:szCs w:val="28"/>
-        </w:rPr>
-        <w:t>": {</w:t>
-      </w:r>
-    </w:p>
-    <w:p>
-      <w:pPr>
-        <w:rPr>
-          <w:bCs/>
-          <w:sz w:val="28"/>
-          <w:szCs w:val="28"/>
-        </w:rPr>
-      </w:pPr>
-      <w:r>
-        <w:rPr>
-          <w:bCs/>
-          <w:sz w:val="28"/>
-          <w:szCs w:val="28"/>
-        </w:rPr>
-        <w:t xml:space="preserve">                    "</w:t>
-      </w:r>
-      <w:proofErr w:type="spellStart"/>
-      <w:r>
-        <w:rPr>
-          <w:bCs/>
-          <w:sz w:val="28"/>
-          <w:szCs w:val="28"/>
-        </w:rPr>
-        <w:t>bsonType</w:t>
-      </w:r>
-      <w:proofErr w:type="spellEnd"/>
-      <w:r>
-        <w:rPr>
-          <w:bCs/>
-          <w:sz w:val="28"/>
-          <w:szCs w:val="28"/>
-        </w:rPr>
-        <w:t>": "string"</w:t>
-      </w:r>
-    </w:p>
-    <w:p>
-      <w:pPr>
-        <w:rPr>
-          <w:bCs/>
-          <w:sz w:val="28"/>
-          <w:szCs w:val="28"/>
-        </w:rPr>
-      </w:pPr>
-      <w:r>
-        <w:rPr>
-          <w:bCs/>
-          <w:sz w:val="28"/>
-          <w:szCs w:val="28"/>
-        </w:rPr>
-        <w:t xml:space="preserve">                },</w:t>
-      </w:r>
-    </w:p>
-    <w:p>
-      <w:pPr>
-        <w:rPr>
-          <w:bCs/>
-          <w:sz w:val="28"/>
-          <w:szCs w:val="28"/>
-        </w:rPr>
-      </w:pPr>
-      <w:r>
-        <w:rPr>
-          <w:bCs/>
-          <w:sz w:val="28"/>
-          <w:szCs w:val="28"/>
-        </w:rPr>
-        <w:t xml:space="preserve">                "</w:t>
-      </w:r>
-      <w:proofErr w:type="spellStart"/>
-      <w:r>
-        <w:rPr>
-          <w:bCs/>
-          <w:sz w:val="28"/>
-          <w:szCs w:val="28"/>
-        </w:rPr>
-        <w:t>fecha_evento</w:t>
-      </w:r>
-      <w:proofErr w:type="spellEnd"/>
-      <w:r>
-        <w:rPr>
-          <w:bCs/>
-          <w:sz w:val="28"/>
-          <w:szCs w:val="28"/>
-        </w:rPr>
-        <w:t>": {</w:t>
-      </w:r>
-    </w:p>
-    <w:p>
-      <w:pPr>
-        <w:rPr>
-          <w:bCs/>
-          <w:sz w:val="28"/>
-          <w:szCs w:val="28"/>
-        </w:rPr>
-      </w:pPr>
-      <w:r>
-        <w:rPr>
-          <w:bCs/>
-          <w:sz w:val="28"/>
-          <w:szCs w:val="28"/>
-        </w:rPr>
-        <w:t xml:space="preserve">                    "</w:t>
-      </w:r>
-      <w:proofErr w:type="spellStart"/>
-      <w:r>
-        <w:rPr>
-          <w:bCs/>
-          <w:sz w:val="28"/>
-          <w:szCs w:val="28"/>
-        </w:rPr>
-        <w:t>bsonType</w:t>
-      </w:r>
-      <w:proofErr w:type="spellEnd"/>
-      <w:r>
-        <w:rPr>
-          <w:bCs/>
-          <w:sz w:val="28"/>
-          <w:szCs w:val="28"/>
-        </w:rPr>
-        <w:t>": "date"</w:t>
-      </w:r>
-    </w:p>
-    <w:p>
-      <w:pPr>
-        <w:rPr>
-          <w:bCs/>
-          <w:sz w:val="28"/>
-          <w:szCs w:val="28"/>
-        </w:rPr>
-      </w:pPr>
-      <w:r>
-        <w:rPr>
-          <w:bCs/>
-          <w:sz w:val="28"/>
-          <w:szCs w:val="28"/>
-        </w:rPr>
-        <w:t xml:space="preserve">                },</w:t>
-      </w:r>
-    </w:p>
-    <w:p>
-      <w:pPr>
-        <w:rPr>
-          <w:bCs/>
-          <w:sz w:val="28"/>
-          <w:szCs w:val="28"/>
-        </w:rPr>
-      </w:pPr>
-      <w:r>
-        <w:rPr>
-          <w:bCs/>
-          <w:sz w:val="28"/>
-          <w:szCs w:val="28"/>
-        </w:rPr>
-        <w:t xml:space="preserve">                "</w:t>
-      </w:r>
-      <w:proofErr w:type="spellStart"/>
-      <w:r>
-        <w:rPr>
-          <w:bCs/>
-          <w:sz w:val="28"/>
-          <w:szCs w:val="28"/>
-        </w:rPr>
-        <w:t>hora_inicio</w:t>
-      </w:r>
-      <w:proofErr w:type="spellEnd"/>
-      <w:r>
-        <w:rPr>
-          <w:bCs/>
-          <w:sz w:val="28"/>
-          <w:szCs w:val="28"/>
-        </w:rPr>
-        <w:t>": {</w:t>
-      </w:r>
-    </w:p>
-    <w:p>
-      <w:pPr>
-        <w:rPr>
-          <w:bCs/>
-          <w:sz w:val="28"/>
-          <w:szCs w:val="28"/>
-        </w:rPr>
-      </w:pPr>
-      <w:r>
-        <w:rPr>
-          <w:bCs/>
-          <w:sz w:val="28"/>
-          <w:szCs w:val="28"/>
-        </w:rPr>
-        <w:t xml:space="preserve">                    "</w:t>
-      </w:r>
-      <w:proofErr w:type="spellStart"/>
-      <w:r>
-        <w:rPr>
-          <w:bCs/>
-          <w:sz w:val="28"/>
-          <w:szCs w:val="28"/>
-        </w:rPr>
-        <w:t>bsonType</w:t>
-      </w:r>
-      <w:proofErr w:type="spellEnd"/>
-      <w:r>
-        <w:rPr>
-          <w:bCs/>
-          <w:sz w:val="28"/>
-          <w:szCs w:val="28"/>
-        </w:rPr>
-        <w:t>": "string"</w:t>
       </w:r>
     </w:p>
     <w:p>
@@ -8536,16 +8560,85 @@
           <w:sz w:val="28"/>
           <w:szCs w:val="28"/>
         </w:rPr>
-        <w:t>": "</w:t>
-      </w:r>
-      <w:proofErr w:type="spellStart"/>
-      <w:r>
-        <w:rPr>
-          <w:bCs/>
-          <w:sz w:val="28"/>
-          <w:szCs w:val="28"/>
-        </w:rPr>
-        <w:t>string</w:t>
+        <w:t>": "string",</w:t>
+      </w:r>
+    </w:p>
+    <w:p>
+      <w:pPr>
+        <w:rPr>
+          <w:bCs/>
+          <w:sz w:val="28"/>
+          <w:szCs w:val="28"/>
+        </w:rPr>
+      </w:pPr>
+      <w:r>
+        <w:rPr>
+          <w:bCs/>
+          <w:sz w:val="28"/>
+          <w:szCs w:val="28"/>
+        </w:rPr>
+        <w:t xml:space="preserve">                    "</w:t>
+      </w:r>
+      <w:proofErr w:type="spellStart"/>
+      <w:r>
+        <w:rPr>
+          <w:bCs/>
+          <w:sz w:val="28"/>
+          <w:szCs w:val="28"/>
+        </w:rPr>
+        <w:t>enum</w:t>
+      </w:r>
+      <w:proofErr w:type="spellEnd"/>
+      <w:r>
+        <w:rPr>
+          <w:bCs/>
+          <w:sz w:val="28"/>
+          <w:szCs w:val="28"/>
+        </w:rPr>
+        <w:t>": [</w:t>
+      </w:r>
+    </w:p>
+    <w:p>
+      <w:pPr>
+        <w:rPr>
+          <w:bCs/>
+          <w:sz w:val="28"/>
+          <w:szCs w:val="28"/>
+        </w:rPr>
+      </w:pPr>
+      <w:r>
+        <w:rPr>
+          <w:bCs/>
+          <w:sz w:val="28"/>
+          <w:szCs w:val="28"/>
+        </w:rPr>
+        <w:t xml:space="preserve">                        "aprobado",</w:t>
+      </w:r>
+    </w:p>
+    <w:p>
+      <w:pPr>
+        <w:rPr>
+          <w:bCs/>
+          <w:sz w:val="28"/>
+          <w:szCs w:val="28"/>
+        </w:rPr>
+      </w:pPr>
+      <w:r>
+        <w:rPr>
+          <w:bCs/>
+          <w:sz w:val="28"/>
+          <w:szCs w:val="28"/>
+        </w:rPr>
+        <w:t xml:space="preserve">                        "</w:t>
+      </w:r>
+      <w:proofErr w:type="spellStart"/>
+      <w:r>
+        <w:rPr>
+          <w:bCs/>
+          <w:sz w:val="28"/>
+          <w:szCs w:val="28"/>
+        </w:rPr>
+        <w:t>revision</w:t>
       </w:r>
       <w:proofErr w:type="spellEnd"/>
       <w:r>
@@ -8571,6 +8664,92 @@
           <w:sz w:val="28"/>
           <w:szCs w:val="28"/>
         </w:rPr>
+        <w:t xml:space="preserve">                        "rechazado"</w:t>
+      </w:r>
+    </w:p>
+    <w:p>
+      <w:pPr>
+        <w:rPr>
+          <w:bCs/>
+          <w:sz w:val="28"/>
+          <w:szCs w:val="28"/>
+        </w:rPr>
+      </w:pPr>
+      <w:r>
+        <w:rPr>
+          <w:bCs/>
+          <w:sz w:val="28"/>
+          <w:szCs w:val="28"/>
+        </w:rPr>
+        <w:t xml:space="preserve">                    ]</w:t>
+      </w:r>
+    </w:p>
+    <w:p>
+      <w:pPr>
+        <w:rPr>
+          <w:bCs/>
+          <w:sz w:val="28"/>
+          <w:szCs w:val="28"/>
+        </w:rPr>
+      </w:pPr>
+      <w:r>
+        <w:rPr>
+          <w:bCs/>
+          <w:sz w:val="28"/>
+          <w:szCs w:val="28"/>
+        </w:rPr>
+        <w:t xml:space="preserve">                },</w:t>
+      </w:r>
+    </w:p>
+    <w:p>
+      <w:pPr>
+        <w:rPr>
+          <w:bCs/>
+          <w:sz w:val="28"/>
+          <w:szCs w:val="28"/>
+        </w:rPr>
+      </w:pPr>
+      <w:r>
+        <w:rPr>
+          <w:bCs/>
+          <w:sz w:val="28"/>
+          <w:szCs w:val="28"/>
+        </w:rPr>
+        <w:t xml:space="preserve">                "</w:t>
+      </w:r>
+      <w:proofErr w:type="spellStart"/>
+      <w:r>
+        <w:rPr>
+          <w:bCs/>
+          <w:sz w:val="28"/>
+          <w:szCs w:val="28"/>
+        </w:rPr>
+        <w:t>organizado_por</w:t>
+      </w:r>
+      <w:proofErr w:type="spellEnd"/>
+      <w:r>
+        <w:rPr>
+          <w:bCs/>
+          <w:sz w:val="28"/>
+          <w:szCs w:val="28"/>
+        </w:rPr>
+        <w:t>": {</w:t>
+      </w:r>
+    </w:p>
+    <w:p>
+      <w:pPr>
+        <w:rPr>
+          <w:bCs/>
+          <w:sz w:val="28"/>
+          <w:szCs w:val="28"/>
+        </w:rPr>
+      </w:pPr>
+      <w:r>
+        <w:rPr>
+          <w:bCs/>
+          <w:sz w:val="28"/>
+          <w:szCs w:val="28"/>
+        </w:rPr>
         <w:t xml:space="preserve">                    "</w:t>
       </w:r>
       <w:proofErr w:type="spellStart"/>
@@ -8580,6 +8759,41 @@
           <w:sz w:val="28"/>
           <w:szCs w:val="28"/>
         </w:rPr>
+        <w:t>bsonType</w:t>
+      </w:r>
+      <w:proofErr w:type="spellEnd"/>
+      <w:r>
+        <w:rPr>
+          <w:bCs/>
+          <w:sz w:val="28"/>
+          <w:szCs w:val="28"/>
+        </w:rPr>
+        <w:t>": "string",</w:t>
+      </w:r>
+    </w:p>
+    <w:p>
+      <w:pPr>
+        <w:rPr>
+          <w:bCs/>
+          <w:sz w:val="28"/>
+          <w:szCs w:val="28"/>
+        </w:rPr>
+      </w:pPr>
+      <w:r>
+        <w:rPr>
+          <w:bCs/>
+          <w:sz w:val="28"/>
+          <w:szCs w:val="28"/>
+        </w:rPr>
+        <w:t xml:space="preserve">                    "</w:t>
+      </w:r>
+      <w:proofErr w:type="spellStart"/>
+      <w:r>
+        <w:rPr>
+          <w:bCs/>
+          <w:sz w:val="28"/>
+          <w:szCs w:val="28"/>
+        </w:rPr>
         <w:t>enum</w:t>
       </w:r>
       <w:proofErr w:type="spellEnd"/>
@@ -8606,59 +8820,24 @@
           <w:sz w:val="28"/>
           <w:szCs w:val="28"/>
         </w:rPr>
-        <w:t xml:space="preserve">                        "aprobado",</w:t>
-      </w:r>
-    </w:p>
-    <w:p>
-      <w:pPr>
-        <w:rPr>
-          <w:bCs/>
-          <w:sz w:val="28"/>
-          <w:szCs w:val="28"/>
-        </w:rPr>
-      </w:pPr>
-      <w:r>
-        <w:rPr>
-          <w:bCs/>
-          <w:sz w:val="28"/>
-          <w:szCs w:val="28"/>
-        </w:rPr>
-        <w:t xml:space="preserve">                        "</w:t>
-      </w:r>
-      <w:proofErr w:type="spellStart"/>
-      <w:r>
-        <w:rPr>
-          <w:bCs/>
-          <w:sz w:val="28"/>
-          <w:szCs w:val="28"/>
-        </w:rPr>
-        <w:t>revision</w:t>
-      </w:r>
-      <w:proofErr w:type="spellEnd"/>
-      <w:r>
-        <w:rPr>
-          <w:bCs/>
-          <w:sz w:val="28"/>
-          <w:szCs w:val="28"/>
-        </w:rPr>
-        <w:t>",</w:t>
-      </w:r>
-    </w:p>
-    <w:p>
-      <w:pPr>
-        <w:rPr>
-          <w:bCs/>
-          <w:sz w:val="28"/>
-          <w:szCs w:val="28"/>
-        </w:rPr>
-      </w:pPr>
-      <w:r>
-        <w:rPr>
-          <w:bCs/>
-          <w:sz w:val="28"/>
-          <w:szCs w:val="28"/>
-        </w:rPr>
-        <w:t xml:space="preserve">                        "rechazado"</w:t>
+        <w:t xml:space="preserve">                        "estudiante",</w:t>
+      </w:r>
+    </w:p>
+    <w:p>
+      <w:pPr>
+        <w:rPr>
+          <w:bCs/>
+          <w:sz w:val="28"/>
+          <w:szCs w:val="28"/>
+        </w:rPr>
+      </w:pPr>
+      <w:r>
+        <w:rPr>
+          <w:bCs/>
+          <w:sz w:val="28"/>
+          <w:szCs w:val="28"/>
+        </w:rPr>
+        <w:t xml:space="preserve">                        "docente"</w:t>
       </w:r>
     </w:p>
     <w:p>
@@ -8718,7 +8897,7 @@
           <w:sz w:val="28"/>
           <w:szCs w:val="28"/>
         </w:rPr>
-        <w:t>organizado_por</w:t>
+        <w:t>tipo_aval</w:t>
       </w:r>
       <w:proofErr w:type="spellEnd"/>
       <w:r>
@@ -8762,216 +8941,7 @@
           <w:sz w:val="28"/>
           <w:szCs w:val="28"/>
         </w:rPr>
-        <w:t>": "</w:t>
-      </w:r>
-      <w:proofErr w:type="spellStart"/>
-      <w:r>
-        <w:rPr>
-          <w:bCs/>
-          <w:sz w:val="28"/>
-          <w:szCs w:val="28"/>
-        </w:rPr>
-        <w:t>string</w:t>
-      </w:r>
-      <w:proofErr w:type="spellEnd"/>
-      <w:r>
-        <w:rPr>
-          <w:bCs/>
-          <w:sz w:val="28"/>
-          <w:szCs w:val="28"/>
-        </w:rPr>
-        <w:t>",</w:t>
-      </w:r>
-    </w:p>
-    <w:p>
-      <w:pPr>
-        <w:rPr>
-          <w:bCs/>
-          <w:sz w:val="28"/>
-          <w:szCs w:val="28"/>
-        </w:rPr>
-      </w:pPr>
-      <w:r>
-        <w:rPr>
-          <w:bCs/>
-          <w:sz w:val="28"/>
-          <w:szCs w:val="28"/>
-        </w:rPr>
-        <w:t xml:space="preserve">                    "</w:t>
-      </w:r>
-      <w:proofErr w:type="spellStart"/>
-      <w:r>
-        <w:rPr>
-          <w:bCs/>
-          <w:sz w:val="28"/>
-          <w:szCs w:val="28"/>
-        </w:rPr>
-        <w:t>enum</w:t>
-      </w:r>
-      <w:proofErr w:type="spellEnd"/>
-      <w:r>
-        <w:rPr>
-          <w:bCs/>
-          <w:sz w:val="28"/>
-          <w:szCs w:val="28"/>
-        </w:rPr>
-        <w:t>": [</w:t>
-      </w:r>
-    </w:p>
-    <w:p>
-      <w:pPr>
-        <w:rPr>
-          <w:bCs/>
-          <w:sz w:val="28"/>
-          <w:szCs w:val="28"/>
-        </w:rPr>
-      </w:pPr>
-      <w:r>
-        <w:rPr>
-          <w:bCs/>
-          <w:sz w:val="28"/>
-          <w:szCs w:val="28"/>
-        </w:rPr>
-        <w:t xml:space="preserve">                        "estudiante",</w:t>
-      </w:r>
-    </w:p>
-    <w:p>
-      <w:pPr>
-        <w:rPr>
-          <w:bCs/>
-          <w:sz w:val="28"/>
-          <w:szCs w:val="28"/>
-        </w:rPr>
-      </w:pPr>
-      <w:r>
-        <w:rPr>
-          <w:bCs/>
-          <w:sz w:val="28"/>
-          <w:szCs w:val="28"/>
-        </w:rPr>
-        <w:t xml:space="preserve">                        "docente"</w:t>
-      </w:r>
-    </w:p>
-    <w:p>
-      <w:pPr>
-        <w:rPr>
-          <w:bCs/>
-          <w:sz w:val="28"/>
-          <w:szCs w:val="28"/>
-        </w:rPr>
-      </w:pPr>
-      <w:r>
-        <w:rPr>
-          <w:bCs/>
-          <w:sz w:val="28"/>
-          <w:szCs w:val="28"/>
-        </w:rPr>
-        <w:t xml:space="preserve">                    ]</w:t>
-      </w:r>
-    </w:p>
-    <w:p>
-      <w:pPr>
-        <w:rPr>
-          <w:bCs/>
-          <w:sz w:val="28"/>
-          <w:szCs w:val="28"/>
-        </w:rPr>
-      </w:pPr>
-      <w:r>
-        <w:rPr>
-          <w:bCs/>
-          <w:sz w:val="28"/>
-          <w:szCs w:val="28"/>
-        </w:rPr>
-        <w:t xml:space="preserve">                },</w:t>
-      </w:r>
-    </w:p>
-    <w:p>
-      <w:pPr>
-        <w:rPr>
-          <w:bCs/>
-          <w:sz w:val="28"/>
-          <w:szCs w:val="28"/>
-        </w:rPr>
-      </w:pPr>
-      <w:r>
-        <w:rPr>
-          <w:bCs/>
-          <w:sz w:val="28"/>
-          <w:szCs w:val="28"/>
-        </w:rPr>
-        <w:t xml:space="preserve">                "</w:t>
-      </w:r>
-      <w:proofErr w:type="spellStart"/>
-      <w:r>
-        <w:rPr>
-          <w:bCs/>
-          <w:sz w:val="28"/>
-          <w:szCs w:val="28"/>
-        </w:rPr>
-        <w:t>tipo_aval</w:t>
-      </w:r>
-      <w:proofErr w:type="spellEnd"/>
-      <w:r>
-        <w:rPr>
-          <w:bCs/>
-          <w:sz w:val="28"/>
-          <w:szCs w:val="28"/>
-        </w:rPr>
-        <w:t>": {</w:t>
-      </w:r>
-    </w:p>
-    <w:p>
-      <w:pPr>
-        <w:rPr>
-          <w:bCs/>
-          <w:sz w:val="28"/>
-          <w:szCs w:val="28"/>
-        </w:rPr>
-      </w:pPr>
-      <w:r>
-        <w:rPr>
-          <w:bCs/>
-          <w:sz w:val="28"/>
-          <w:szCs w:val="28"/>
-        </w:rPr>
-        <w:t xml:space="preserve">                    "</w:t>
-      </w:r>
-      <w:proofErr w:type="spellStart"/>
-      <w:r>
-        <w:rPr>
-          <w:bCs/>
-          <w:sz w:val="28"/>
-          <w:szCs w:val="28"/>
-        </w:rPr>
-        <w:t>bsonType</w:t>
-      </w:r>
-      <w:proofErr w:type="spellEnd"/>
-      <w:r>
-        <w:rPr>
-          <w:bCs/>
-          <w:sz w:val="28"/>
-          <w:szCs w:val="28"/>
-        </w:rPr>
-        <w:t>": "</w:t>
-      </w:r>
-      <w:proofErr w:type="spellStart"/>
-      <w:r>
-        <w:rPr>
-          <w:bCs/>
-          <w:sz w:val="28"/>
-          <w:szCs w:val="28"/>
-        </w:rPr>
-        <w:t>string</w:t>
-      </w:r>
-      <w:proofErr w:type="spellEnd"/>
-      <w:r>
-        <w:rPr>
-          <w:bCs/>
-          <w:sz w:val="28"/>
-          <w:szCs w:val="28"/>
-        </w:rPr>
-        <w:t>",</w:t>
+        <w:t>": "string",</w:t>
       </w:r>
     </w:p>
     <w:p>
@@ -9355,25 +9325,7 @@
           <w:sz w:val="28"/>
           <w:szCs w:val="28"/>
         </w:rPr>
-        <w:t>": "</w:t>
-      </w:r>
-      <w:proofErr w:type="spellStart"/>
-      <w:r>
-        <w:rPr>
-          <w:bCs/>
-          <w:sz w:val="28"/>
-          <w:szCs w:val="28"/>
-        </w:rPr>
-        <w:t>objectId</w:t>
-      </w:r>
-      <w:proofErr w:type="spellEnd"/>
-      <w:r>
-        <w:rPr>
-          <w:bCs/>
-          <w:sz w:val="28"/>
-          <w:szCs w:val="28"/>
-        </w:rPr>
-        <w:t>"</w:t>
+        <w:t>": "objectId"</w:t>
       </w:r>
     </w:p>
     <w:p>
@@ -9966,25 +9918,7 @@
           <w:sz w:val="28"/>
           <w:szCs w:val="28"/>
         </w:rPr>
-        <w:t>": "</w:t>
-      </w:r>
-      <w:proofErr w:type="spellStart"/>
-      <w:r>
-        <w:rPr>
-          <w:bCs/>
-          <w:sz w:val="28"/>
-          <w:szCs w:val="28"/>
-        </w:rPr>
-        <w:t>objectId</w:t>
-      </w:r>
-      <w:proofErr w:type="spellEnd"/>
-      <w:r>
-        <w:rPr>
-          <w:bCs/>
-          <w:sz w:val="28"/>
-          <w:szCs w:val="28"/>
-        </w:rPr>
-        <w:t>"</w:t>
+        <w:t>": "objectId"</w:t>
       </w:r>
     </w:p>
     <w:p>
@@ -11620,7 +11554,25 @@
           <w:sz w:val="28"/>
           <w:szCs w:val="28"/>
         </w:rPr>
-        <w:t>": "string"</w:t>
+        <w:t>": "</w:t>
+      </w:r>
+      <w:proofErr w:type="spellStart"/>
+      <w:r>
+        <w:rPr>
+          <w:bCs/>
+          <w:sz w:val="28"/>
+          <w:szCs w:val="28"/>
+        </w:rPr>
+        <w:t>string</w:t>
+      </w:r>
+      <w:proofErr w:type="spellEnd"/>
+      <w:r>
+        <w:rPr>
+          <w:bCs/>
+          <w:sz w:val="28"/>
+          <w:szCs w:val="28"/>
+        </w:rPr>
+        <w:t>"</w:t>
       </w:r>
     </w:p>
     <w:p>
@@ -12348,7 +12300,6 @@
         </w:rPr>
       </w:pPr>
       <w:proofErr w:type="spellStart"/>
-      <w:proofErr w:type="gramStart"/>
       <w:r>
         <w:rPr>
           <w:bCs/>
@@ -12358,7 +12309,6 @@
         <w:t>db.createCollection</w:t>
       </w:r>
       <w:proofErr w:type="spellEnd"/>
-      <w:proofErr w:type="gramEnd"/>
       <w:r>
         <w:rPr>
           <w:bCs/>
@@ -12732,7 +12682,25 @@
           <w:sz w:val="28"/>
           <w:szCs w:val="28"/>
         </w:rPr>
-        <w:t>": "string"</w:t>
+        <w:t>": "</w:t>
+      </w:r>
+      <w:proofErr w:type="spellStart"/>
+      <w:r>
+        <w:rPr>
+          <w:bCs/>
+          <w:sz w:val="28"/>
+          <w:szCs w:val="28"/>
+        </w:rPr>
+        <w:t>string</w:t>
+      </w:r>
+      <w:proofErr w:type="spellEnd"/>
+      <w:r>
+        <w:rPr>
+          <w:bCs/>
+          <w:sz w:val="28"/>
+          <w:szCs w:val="28"/>
+        </w:rPr>
+        <w:t>"</w:t>
       </w:r>
     </w:p>
     <w:p>
@@ -12819,7 +12787,25 @@
           <w:sz w:val="28"/>
           <w:szCs w:val="28"/>
         </w:rPr>
-        <w:t>": "string"</w:t>
+        <w:t>": "</w:t>
+      </w:r>
+      <w:proofErr w:type="spellStart"/>
+      <w:r>
+        <w:rPr>
+          <w:bCs/>
+          <w:sz w:val="28"/>
+          <w:szCs w:val="28"/>
+        </w:rPr>
+        <w:t>string</w:t>
+      </w:r>
+      <w:proofErr w:type="spellEnd"/>
+      <w:r>
+        <w:rPr>
+          <w:bCs/>
+          <w:sz w:val="28"/>
+          <w:szCs w:val="28"/>
+        </w:rPr>
+        <w:t>"</w:t>
       </w:r>
     </w:p>
     <w:p>
@@ -12888,7 +12874,25 @@
           <w:sz w:val="28"/>
           <w:szCs w:val="28"/>
         </w:rPr>
-        <w:t>": "string"</w:t>
+        <w:t>": "</w:t>
+      </w:r>
+      <w:proofErr w:type="spellStart"/>
+      <w:r>
+        <w:rPr>
+          <w:bCs/>
+          <w:sz w:val="28"/>
+          <w:szCs w:val="28"/>
+        </w:rPr>
+        <w:t>string</w:t>
+      </w:r>
+      <w:proofErr w:type="spellEnd"/>
+      <w:r>
+        <w:rPr>
+          <w:bCs/>
+          <w:sz w:val="28"/>
+          <w:szCs w:val="28"/>
+        </w:rPr>
+        <w:t>"</w:t>
       </w:r>
     </w:p>
     <w:p>
@@ -13283,7 +13287,6 @@
         </w:rPr>
       </w:pPr>
       <w:proofErr w:type="spellStart"/>
-      <w:proofErr w:type="gramStart"/>
       <w:r>
         <w:rPr>
           <w:bCs/>
@@ -13293,7 +13296,6 @@
         <w:t>db.createCollection</w:t>
       </w:r>
       <w:proofErr w:type="spellEnd"/>
-      <w:proofErr w:type="gramEnd"/>
       <w:r>
         <w:rPr>
           <w:bCs/>
@@ -13722,7 +13724,25 @@
           <w:sz w:val="28"/>
           <w:szCs w:val="28"/>
         </w:rPr>
-        <w:t>": "string"</w:t>
+        <w:t>": "</w:t>
+      </w:r>
+      <w:proofErr w:type="spellStart"/>
+      <w:r>
+        <w:rPr>
+          <w:bCs/>
+          <w:sz w:val="28"/>
+          <w:szCs w:val="28"/>
+        </w:rPr>
+        <w:t>string</w:t>
+      </w:r>
+      <w:proofErr w:type="spellEnd"/>
+      <w:r>
+        <w:rPr>
+          <w:bCs/>
+          <w:sz w:val="28"/>
+          <w:szCs w:val="28"/>
+        </w:rPr>
+        <w:t>"</w:t>
       </w:r>
     </w:p>
     <w:p>
@@ -13809,7 +13829,25 @@
           <w:sz w:val="28"/>
           <w:szCs w:val="28"/>
         </w:rPr>
-        <w:t>": "string"</w:t>
+        <w:t>": "</w:t>
+      </w:r>
+      <w:proofErr w:type="spellStart"/>
+      <w:r>
+        <w:rPr>
+          <w:bCs/>
+          <w:sz w:val="28"/>
+          <w:szCs w:val="28"/>
+        </w:rPr>
+        <w:t>string</w:t>
+      </w:r>
+      <w:proofErr w:type="spellEnd"/>
+      <w:r>
+        <w:rPr>
+          <w:bCs/>
+          <w:sz w:val="28"/>
+          <w:szCs w:val="28"/>
+        </w:rPr>
+        <w:t>"</w:t>
       </w:r>
     </w:p>
     <w:p>
@@ -13896,7 +13934,25 @@
           <w:sz w:val="28"/>
           <w:szCs w:val="28"/>
         </w:rPr>
-        <w:t>": "string"</w:t>
+        <w:t>": "</w:t>
+      </w:r>
+      <w:proofErr w:type="spellStart"/>
+      <w:r>
+        <w:rPr>
+          <w:bCs/>
+          <w:sz w:val="28"/>
+          <w:szCs w:val="28"/>
+        </w:rPr>
+        <w:t>string</w:t>
+      </w:r>
+      <w:proofErr w:type="spellEnd"/>
+      <w:r>
+        <w:rPr>
+          <w:bCs/>
+          <w:sz w:val="28"/>
+          <w:szCs w:val="28"/>
+        </w:rPr>
+        <w:t>"</w:t>
       </w:r>
     </w:p>
     <w:p>
@@ -13983,7 +14039,25 @@
           <w:sz w:val="28"/>
           <w:szCs w:val="28"/>
         </w:rPr>
-        <w:t>": "string"</w:t>
+        <w:t>": "</w:t>
+      </w:r>
+      <w:proofErr w:type="spellStart"/>
+      <w:r>
+        <w:rPr>
+          <w:bCs/>
+          <w:sz w:val="28"/>
+          <w:szCs w:val="28"/>
+        </w:rPr>
+        <w:t>string</w:t>
+      </w:r>
+      <w:proofErr w:type="spellEnd"/>
+      <w:r>
+        <w:rPr>
+          <w:bCs/>
+          <w:sz w:val="28"/>
+          <w:szCs w:val="28"/>
+        </w:rPr>
+        <w:t>"</w:t>
       </w:r>
     </w:p>
     <w:p>
@@ -14175,7 +14249,25 @@
           <w:sz w:val="28"/>
           <w:szCs w:val="28"/>
         </w:rPr>
-        <w:t>": "string"</w:t>
+        <w:t>": "</w:t>
+      </w:r>
+      <w:proofErr w:type="spellStart"/>
+      <w:r>
+        <w:rPr>
+          <w:bCs/>
+          <w:sz w:val="28"/>
+          <w:szCs w:val="28"/>
+        </w:rPr>
+        <w:t>string</w:t>
+      </w:r>
+      <w:proofErr w:type="spellEnd"/>
+      <w:r>
+        <w:rPr>
+          <w:bCs/>
+          <w:sz w:val="28"/>
+          <w:szCs w:val="28"/>
+        </w:rPr>
+        <w:t>"</w:t>
       </w:r>
     </w:p>
     <w:p>
@@ -14711,7 +14803,6 @@
         </w:rPr>
       </w:pPr>
       <w:proofErr w:type="spellStart"/>
-      <w:proofErr w:type="gramStart"/>
       <w:r>
         <w:rPr>
           <w:bCs/>
@@ -14721,7 +14812,6 @@
         <w:t>db.createCollection</w:t>
       </w:r>
       <w:proofErr w:type="spellEnd"/>
-      <w:proofErr w:type="gramEnd"/>
       <w:r>
         <w:rPr>
           <w:bCs/>
@@ -15150,7 +15240,25 @@
           <w:sz w:val="28"/>
           <w:szCs w:val="28"/>
         </w:rPr>
-        <w:t>": "string"</w:t>
+        <w:t>": "</w:t>
+      </w:r>
+      <w:proofErr w:type="spellStart"/>
+      <w:r>
+        <w:rPr>
+          <w:bCs/>
+          <w:sz w:val="28"/>
+          <w:szCs w:val="28"/>
+        </w:rPr>
+        <w:t>string</w:t>
+      </w:r>
+      <w:proofErr w:type="spellEnd"/>
+      <w:r>
+        <w:rPr>
+          <w:bCs/>
+          <w:sz w:val="28"/>
+          <w:szCs w:val="28"/>
+        </w:rPr>
+        <w:t>"</w:t>
       </w:r>
     </w:p>
     <w:p>
@@ -15237,7 +15345,25 @@
           <w:sz w:val="28"/>
           <w:szCs w:val="28"/>
         </w:rPr>
-        <w:t>": "string"</w:t>
+        <w:t>": "</w:t>
+      </w:r>
+      <w:proofErr w:type="spellStart"/>
+      <w:r>
+        <w:rPr>
+          <w:bCs/>
+          <w:sz w:val="28"/>
+          <w:szCs w:val="28"/>
+        </w:rPr>
+        <w:t>string</w:t>
+      </w:r>
+      <w:proofErr w:type="spellEnd"/>
+      <w:r>
+        <w:rPr>
+          <w:bCs/>
+          <w:sz w:val="28"/>
+          <w:szCs w:val="28"/>
+        </w:rPr>
+        <w:t>"</w:t>
       </w:r>
     </w:p>
     <w:p>
@@ -15393,25 +15519,7 @@
           <w:sz w:val="28"/>
           <w:szCs w:val="28"/>
         </w:rPr>
-        <w:t>": "</w:t>
-      </w:r>
-      <w:proofErr w:type="spellStart"/>
-      <w:r>
-        <w:rPr>
-          <w:bCs/>
-          <w:sz w:val="28"/>
-          <w:szCs w:val="28"/>
-        </w:rPr>
-        <w:t>string</w:t>
-      </w:r>
-      <w:proofErr w:type="spellEnd"/>
-      <w:r>
-        <w:rPr>
-          <w:bCs/>
-          <w:sz w:val="28"/>
-          <w:szCs w:val="28"/>
-        </w:rPr>
-        <w:t>",</w:t>
+        <w:t>": "string",</w:t>
       </w:r>
     </w:p>
     <w:p>
@@ -15584,25 +15692,7 @@
           <w:sz w:val="28"/>
           <w:szCs w:val="28"/>
         </w:rPr>
-        <w:t>": "</w:t>
-      </w:r>
-      <w:proofErr w:type="spellStart"/>
-      <w:r>
-        <w:rPr>
-          <w:bCs/>
-          <w:sz w:val="28"/>
-          <w:szCs w:val="28"/>
-        </w:rPr>
-        <w:t>object</w:t>
-      </w:r>
-      <w:proofErr w:type="spellEnd"/>
-      <w:r>
-        <w:rPr>
-          <w:bCs/>
-          <w:sz w:val="28"/>
-          <w:szCs w:val="28"/>
-        </w:rPr>
-        <w:t>",</w:t>
+        <w:t>": "object",</w:t>
       </w:r>
     </w:p>
     <w:p>
@@ -16572,7 +16662,7 @@
           <w:szCs w:val="28"/>
         </w:rPr>
         <w:drawing>
-          <wp:inline distT="0" distB="0" distL="0" distR="0" wp14:anchorId="313B5E69" wp14:editId="1FEEA3E3">
+          <wp:inline distT="0" distB="0" distL="0" distR="0" wp14:anchorId="313B5E69" wp14:editId="00CFBA8A">
             <wp:extent cx="6500798" cy="3092046"/>
             <wp:effectExtent l="0" t="0" r="0" b="0"/>
             <wp:docPr id="158591872" name="Imagen 1" descr="Interfaz de usuario gráfica, Aplicación&#10;&#10;El contenido generado por IA puede ser incorrecto."/>
@@ -16832,7 +16922,7 @@
 </file>
 
 <file path=word/endnotes.xml><?xml version="1.0" encoding="utf-8"?>
-<w:endnotes xmlns:wpc="http://schemas.microsoft.com/office/word/2010/wordprocessingCanvas" xmlns:cx="http://schemas.microsoft.com/office/drawing/2014/chartex" xmlns:cx1="http://schemas.microsoft.com/office/drawing/2015/9/8/chartex" xmlns:cx2="http://schemas.microsoft.com/office/drawing/2015/10/21/chartex" xmlns:cx3="http://schemas.microsoft.com/office/drawing/2016/5/9/chartex" xmlns:cx4="http://schemas.microsoft.com/office/drawing/2016/5/10/chartex" xmlns:cx5="http://schemas.microsoft.com/office/drawing/2016/5/11/chartex" xmlns:cx6="http://schemas.microsoft.com/office/drawing/2016/5/12/chartex" xmlns:cx7="http://schemas.microsoft.com/office/drawing/2016/5/13/chartex" xmlns:cx8="http://schemas.microsoft.com/office/drawing/2016/5/14/chartex" xmlns:mc="http://schemas.openxmlformats.org/markup-compatibility/2006" xmlns:aink="http://schemas.microsoft.com/office/drawing/2016/ink" xmlns:am3d="http://schemas.microsoft.com/office/drawing/2017/model3d" xmlns:o="urn:schemas-microsoft-com:office:office" xmlns:r="http://schemas.openxmlformats.org/officeDocument/2006/relationships" xmlns:m="http://schemas.openxmlformats.org/officeDocument/2006/math" xmlns:v="urn:schemas-microsoft-com:vml" xmlns:wp14="http://schemas.microsoft.com/office/word/2010/wordprocessingDrawing" xmlns:wp="http://schemas.openxmlformats.org/drawingml/2006/wordprocessingDrawing" xmlns:w10="urn:schemas-microsoft-com:office:word" xmlns:w="http://schemas.openxmlformats.org/wordprocessingml/2006/main" xmlns:w14="http://schemas.microsoft.com/office/word/2010/wordml" xmlns:w15="http://schemas.microsoft.com/office/word/2012/wordml" xmlns:w16cex="http://schemas.microsoft.com/office/word/2018/wordml/cex" xmlns:w16cid="http://schemas.microsoft.com/office/word/2016/wordml/cid" xmlns:w16="http://schemas.microsoft.com/office/word/2018/wordml" xmlns:w16sdtdh="http://schemas.microsoft.com/office/word/2020/wordml/sdtdatahash" xmlns:w16se="http://schemas.microsoft.com/office/word/2015/wordml/symex" xmlns:wpg="http://schemas.microsoft.com/office/word/2010/wordprocessingGroup" xmlns:wpi="http://schemas.microsoft.com/office/word/2010/wordprocessingInk" xmlns:wne="http://schemas.microsoft.com/office/word/2006/wordml" xmlns:wps="http://schemas.microsoft.com/office/word/2010/wordprocessingShape" mc:Ignorable="w14 w15 w16se w16cid w16 w16cex w16sdtdh wp14">
+<w:endnotes xmlns:wpc="http://schemas.microsoft.com/office/word/2010/wordprocessingCanvas" xmlns:cx="http://schemas.microsoft.com/office/drawing/2014/chartex" xmlns:cx1="http://schemas.microsoft.com/office/drawing/2015/9/8/chartex" xmlns:cx2="http://schemas.microsoft.com/office/drawing/2015/10/21/chartex" xmlns:cx3="http://schemas.microsoft.com/office/drawing/2016/5/9/chartex" xmlns:cx4="http://schemas.microsoft.com/office/drawing/2016/5/10/chartex" xmlns:cx5="http://schemas.microsoft.com/office/drawing/2016/5/11/chartex" xmlns:cx6="http://schemas.microsoft.com/office/drawing/2016/5/12/chartex" xmlns:cx7="http://schemas.microsoft.com/office/drawing/2016/5/13/chartex" xmlns:cx8="http://schemas.microsoft.com/office/drawing/2016/5/14/chartex" xmlns:mc="http://schemas.openxmlformats.org/markup-compatibility/2006" xmlns:aink="http://schemas.microsoft.com/office/drawing/2016/ink" xmlns:am3d="http://schemas.microsoft.com/office/drawing/2017/model3d" xmlns:o="urn:schemas-microsoft-com:office:office" xmlns:oel="http://schemas.microsoft.com/office/2019/extlst" xmlns:r="http://schemas.openxmlformats.org/officeDocument/2006/relationships" xmlns:m="http://schemas.openxmlformats.org/officeDocument/2006/math" xmlns:v="urn:schemas-microsoft-com:vml" xmlns:wp14="http://schemas.microsoft.com/office/word/2010/wordprocessingDrawing" xmlns:wp="http://schemas.openxmlformats.org/drawingml/2006/wordprocessingDrawing" xmlns:w10="urn:schemas-microsoft-com:office:word" xmlns:w="http://schemas.openxmlformats.org/wordprocessingml/2006/main" xmlns:w14="http://schemas.microsoft.com/office/word/2010/wordml" xmlns:w15="http://schemas.microsoft.com/office/word/2012/wordml" xmlns:w16cex="http://schemas.microsoft.com/office/word/2018/wordml/cex" xmlns:w16cid="http://schemas.microsoft.com/office/word/2016/wordml/cid" xmlns:w16="http://schemas.microsoft.com/office/word/2018/wordml" xmlns:w16du="http://schemas.microsoft.com/office/word/2023/wordml/word16du" xmlns:w16sdtdh="http://schemas.microsoft.com/office/word/2020/wordml/sdtdatahash" xmlns:w16sdtfl="http://schemas.microsoft.com/office/word/2024/wordml/sdtformatlock" xmlns:w16se="http://schemas.microsoft.com/office/word/2015/wordml/symex" xmlns:wpg="http://schemas.microsoft.com/office/word/2010/wordprocessingGroup" xmlns:wpi="http://schemas.microsoft.com/office/word/2010/wordprocessingInk" xmlns:wne="http://schemas.microsoft.com/office/word/2006/wordml" xmlns:wps="http://schemas.microsoft.com/office/word/2010/wordprocessingShape" mc:Ignorable="w14 w15 w16se w16cid w16 w16cex w16sdtdh w16sdtfl w16du wp14">
   <w:endnote w:type="separator" w:id="-1">
     <w:p>
       <w:pPr>
@@ -16857,7 +16947,7 @@
 </file>
 
 <file path=word/footnotes.xml><?xml version="1.0" encoding="utf-8"?>
-<w:footnotes xmlns:wpc="http://schemas.microsoft.com/office/word/2010/wordprocessingCanvas" xmlns:cx="http://schemas.microsoft.com/office/drawing/2014/chartex" xmlns:cx1="http://schemas.microsoft.com/office/drawing/2015/9/8/chartex" xmlns:cx2="http://schemas.microsoft.com/office/drawing/2015/10/21/chartex" xmlns:cx3="http://schemas.microsoft.com/office/drawing/2016/5/9/chartex" xmlns:cx4="http://schemas.microsoft.com/office/drawing/2016/5/10/chartex" xmlns:cx5="http://schemas.microsoft.com/office/drawing/2016/5/11/chartex" xmlns:cx6="http://schemas.microsoft.com/office/drawing/2016/5/12/chartex" xmlns:cx7="http://schemas.microsoft.com/office/drawing/2016/5/13/chartex" xmlns:cx8="http://schemas.microsoft.com/office/drawing/2016/5/14/chartex" xmlns:mc="http://schemas.openxmlformats.org/markup-compatibility/2006" xmlns:aink="http://schemas.microsoft.com/office/drawing/2016/ink" xmlns:am3d="http://schemas.microsoft.com/office/drawing/2017/model3d" xmlns:o="urn:schemas-microsoft-com:office:office" xmlns:r="http://schemas.openxmlformats.org/officeDocument/2006/relationships" xmlns:m="http://schemas.openxmlformats.org/officeDocument/2006/math" xmlns:v="urn:schemas-microsoft-com:vml" xmlns:wp14="http://schemas.microsoft.com/office/word/2010/wordprocessingDrawing" xmlns:wp="http://schemas.openxmlformats.org/drawingml/2006/wordprocessingDrawing" xmlns:w10="urn:schemas-microsoft-com:office:word" xmlns:w="http://schemas.openxmlformats.org/wordprocessingml/2006/main" xmlns:w14="http://schemas.microsoft.com/office/word/2010/wordml" xmlns:w15="http://schemas.microsoft.com/office/word/2012/wordml" xmlns:w16cex="http://schemas.microsoft.com/office/word/2018/wordml/cex" xmlns:w16cid="http://schemas.microsoft.com/office/word/2016/wordml/cid" xmlns:w16="http://schemas.microsoft.com/office/word/2018/wordml" xmlns:w16sdtdh="http://schemas.microsoft.com/office/word/2020/wordml/sdtdatahash" xmlns:w16se="http://schemas.microsoft.com/office/word/2015/wordml/symex" xmlns:wpg="http://schemas.microsoft.com/office/word/2010/wordprocessingGroup" xmlns:wpi="http://schemas.microsoft.com/office/word/2010/wordprocessingInk" xmlns:wne="http://schemas.microsoft.com/office/word/2006/wordml" xmlns:wps="http://schemas.microsoft.com/office/word/2010/wordprocessingShape" mc:Ignorable="w14 w15 w16se w16cid w16 w16cex w16sdtdh wp14">
+<w:footnotes xmlns:wpc="http://schemas.microsoft.com/office/word/2010/wordprocessingCanvas" xmlns:cx="http://schemas.microsoft.com/office/drawing/2014/chartex" xmlns:cx1="http://schemas.microsoft.com/office/drawing/2015/9/8/chartex" xmlns:cx2="http://schemas.microsoft.com/office/drawing/2015/10/21/chartex" xmlns:cx3="http://schemas.microsoft.com/office/drawing/2016/5/9/chartex" xmlns:cx4="http://schemas.microsoft.com/office/drawing/2016/5/10/chartex" xmlns:cx5="http://schemas.microsoft.com/office/drawing/2016/5/11/chartex" xmlns:cx6="http://schemas.microsoft.com/office/drawing/2016/5/12/chartex" xmlns:cx7="http://schemas.microsoft.com/office/drawing/2016/5/13/chartex" xmlns:cx8="http://schemas.microsoft.com/office/drawing/2016/5/14/chartex" xmlns:mc="http://schemas.openxmlformats.org/markup-compatibility/2006" xmlns:aink="http://schemas.microsoft.com/office/drawing/2016/ink" xmlns:am3d="http://schemas.microsoft.com/office/drawing/2017/model3d" xmlns:o="urn:schemas-microsoft-com:office:office" xmlns:oel="http://schemas.microsoft.com/office/2019/extlst" xmlns:r="http://schemas.openxmlformats.org/officeDocument/2006/relationships" xmlns:m="http://schemas.openxmlformats.org/officeDocument/2006/math" xmlns:v="urn:schemas-microsoft-com:vml" xmlns:wp14="http://schemas.microsoft.com/office/word/2010/wordprocessingDrawing" xmlns:wp="http://schemas.openxmlformats.org/drawingml/2006/wordprocessingDrawing" xmlns:w10="urn:schemas-microsoft-com:office:word" xmlns:w="http://schemas.openxmlformats.org/wordprocessingml/2006/main" xmlns:w14="http://schemas.microsoft.com/office/word/2010/wordml" xmlns:w15="http://schemas.microsoft.com/office/word/2012/wordml" xmlns:w16cex="http://schemas.microsoft.com/office/word/2018/wordml/cex" xmlns:w16cid="http://schemas.microsoft.com/office/word/2016/wordml/cid" xmlns:w16="http://schemas.microsoft.com/office/word/2018/wordml" xmlns:w16du="http://schemas.microsoft.com/office/word/2023/wordml/word16du" xmlns:w16sdtdh="http://schemas.microsoft.com/office/word/2020/wordml/sdtdatahash" xmlns:w16sdtfl="http://schemas.microsoft.com/office/word/2024/wordml/sdtformatlock" xmlns:w16se="http://schemas.microsoft.com/office/word/2015/wordml/symex" xmlns:wpg="http://schemas.microsoft.com/office/word/2010/wordprocessingGroup" xmlns:wpi="http://schemas.microsoft.com/office/word/2010/wordprocessingInk" xmlns:wne="http://schemas.microsoft.com/office/word/2006/wordml" xmlns:wps="http://schemas.microsoft.com/office/word/2010/wordprocessingShape" mc:Ignorable="w14 w15 w16se w16cid w16 w16cex w16sdtdh w16sdtfl w16du wp14">
   <w:footnote w:type="separator" w:id="-1">
     <w:p>
       <w:pPr>
@@ -16882,7 +16972,7 @@
 </file>
 
 <file path=word/header1.xml><?xml version="1.0" encoding="utf-8"?>
-<w:hdr xmlns:wpc="http://schemas.microsoft.com/office/word/2010/wordprocessingCanvas" xmlns:cx="http://schemas.microsoft.com/office/drawing/2014/chartex" xmlns:cx1="http://schemas.microsoft.com/office/drawing/2015/9/8/chartex" xmlns:cx2="http://schemas.microsoft.com/office/drawing/2015/10/21/chartex" xmlns:cx3="http://schemas.microsoft.com/office/drawing/2016/5/9/chartex" xmlns:cx4="http://schemas.microsoft.com/office/drawing/2016/5/10/chartex" xmlns:cx5="http://schemas.microsoft.com/office/drawing/2016/5/11/chartex" xmlns:cx6="http://schemas.microsoft.com/office/drawing/2016/5/12/chartex" xmlns:cx7="http://schemas.microsoft.com/office/drawing/2016/5/13/chartex" xmlns:cx8="http://schemas.microsoft.com/office/drawing/2016/5/14/chartex" xmlns:mc="http://schemas.openxmlformats.org/markup-compatibility/2006" xmlns:aink="http://schemas.microsoft.com/office/drawing/2016/ink" xmlns:am3d="http://schemas.microsoft.com/office/drawing/2017/model3d" xmlns:o="urn:schemas-microsoft-com:office:office" xmlns:r="http://schemas.openxmlformats.org/officeDocument/2006/relationships" xmlns:m="http://schemas.openxmlformats.org/officeDocument/2006/math" xmlns:v="urn:schemas-microsoft-com:vml" xmlns:wp14="http://schemas.microsoft.com/office/word/2010/wordprocessingDrawing" xmlns:wp="http://schemas.openxmlformats.org/drawingml/2006/wordprocessingDrawing" xmlns:w10="urn:schemas-microsoft-com:office:word" xmlns:w="http://schemas.openxmlformats.org/wordprocessingml/2006/main" xmlns:w14="http://schemas.microsoft.com/office/word/2010/wordml" xmlns:w15="http://schemas.microsoft.com/office/word/2012/wordml" xmlns:w16cex="http://schemas.microsoft.com/office/word/2018/wordml/cex" xmlns:w16cid="http://schemas.microsoft.com/office/word/2016/wordml/cid" xmlns:w16="http://schemas.microsoft.com/office/word/2018/wordml" xmlns:w16sdtdh="http://schemas.microsoft.com/office/word/2020/wordml/sdtdatahash" xmlns:w16se="http://schemas.microsoft.com/office/word/2015/wordml/symex" xmlns:wpg="http://schemas.microsoft.com/office/word/2010/wordprocessingGroup" xmlns:wpi="http://schemas.microsoft.com/office/word/2010/wordprocessingInk" xmlns:wne="http://schemas.microsoft.com/office/word/2006/wordml" xmlns:wps="http://schemas.microsoft.com/office/word/2010/wordprocessingShape" mc:Ignorable="w14 w15 w16se w16cid w16 w16cex w16sdtdh wp14">
+<w:hdr xmlns:wpc="http://schemas.microsoft.com/office/word/2010/wordprocessingCanvas" xmlns:cx="http://schemas.microsoft.com/office/drawing/2014/chartex" xmlns:cx1="http://schemas.microsoft.com/office/drawing/2015/9/8/chartex" xmlns:cx2="http://schemas.microsoft.com/office/drawing/2015/10/21/chartex" xmlns:cx3="http://schemas.microsoft.com/office/drawing/2016/5/9/chartex" xmlns:cx4="http://schemas.microsoft.com/office/drawing/2016/5/10/chartex" xmlns:cx5="http://schemas.microsoft.com/office/drawing/2016/5/11/chartex" xmlns:cx6="http://schemas.microsoft.com/office/drawing/2016/5/12/chartex" xmlns:cx7="http://schemas.microsoft.com/office/drawing/2016/5/13/chartex" xmlns:cx8="http://schemas.microsoft.com/office/drawing/2016/5/14/chartex" xmlns:mc="http://schemas.openxmlformats.org/markup-compatibility/2006" xmlns:aink="http://schemas.microsoft.com/office/drawing/2016/ink" xmlns:am3d="http://schemas.microsoft.com/office/drawing/2017/model3d" xmlns:o="urn:schemas-microsoft-com:office:office" xmlns:oel="http://schemas.microsoft.com/office/2019/extlst" xmlns:r="http://schemas.openxmlformats.org/officeDocument/2006/relationships" xmlns:m="http://schemas.openxmlformats.org/officeDocument/2006/math" xmlns:v="urn:schemas-microsoft-com:vml" xmlns:wp14="http://schemas.microsoft.com/office/word/2010/wordprocessingDrawing" xmlns:wp="http://schemas.openxmlformats.org/drawingml/2006/wordprocessingDrawing" xmlns:w10="urn:schemas-microsoft-com:office:word" xmlns:w="http://schemas.openxmlformats.org/wordprocessingml/2006/main" xmlns:w14="http://schemas.microsoft.com/office/word/2010/wordml" xmlns:w15="http://schemas.microsoft.com/office/word/2012/wordml" xmlns:w16cex="http://schemas.microsoft.com/office/word/2018/wordml/cex" xmlns:w16cid="http://schemas.microsoft.com/office/word/2016/wordml/cid" xmlns:w16="http://schemas.microsoft.com/office/word/2018/wordml" xmlns:w16du="http://schemas.microsoft.com/office/word/2023/wordml/word16du" xmlns:w16sdtdh="http://schemas.microsoft.com/office/word/2020/wordml/sdtdatahash" xmlns:w16sdtfl="http://schemas.microsoft.com/office/word/2024/wordml/sdtformatlock" xmlns:w16se="http://schemas.microsoft.com/office/word/2015/wordml/symex" xmlns:wpg="http://schemas.microsoft.com/office/word/2010/wordprocessingGroup" xmlns:wpi="http://schemas.microsoft.com/office/word/2010/wordprocessingInk" xmlns:wne="http://schemas.microsoft.com/office/word/2006/wordml" xmlns:wps="http://schemas.microsoft.com/office/word/2010/wordprocessingShape" mc:Ignorable="w14 w15 w16se w16cid w16 w16cex w16sdtdh w16sdtfl w16du wp14">
   <w:p>
     <w:pPr>
       <w:pBdr>
@@ -16962,7 +17052,7 @@
 </file>
 
 <file path=word/numbering.xml><?xml version="1.0" encoding="utf-8"?>
-<w:numbering xmlns:wpc="http://schemas.microsoft.com/office/word/2010/wordprocessingCanvas" xmlns:cx="http://schemas.microsoft.com/office/drawing/2014/chartex" xmlns:cx1="http://schemas.microsoft.com/office/drawing/2015/9/8/chartex" xmlns:cx2="http://schemas.microsoft.com/office/drawing/2015/10/21/chartex" xmlns:cx3="http://schemas.microsoft.com/office/drawing/2016/5/9/chartex" xmlns:cx4="http://schemas.microsoft.com/office/drawing/2016/5/10/chartex" xmlns:cx5="http://schemas.microsoft.com/office/drawing/2016/5/11/chartex" xmlns:cx6="http://schemas.microsoft.com/office/drawing/2016/5/12/chartex" xmlns:cx7="http://schemas.microsoft.com/office/drawing/2016/5/13/chartex" xmlns:cx8="http://schemas.microsoft.com/office/drawing/2016/5/14/chartex" xmlns:mc="http://schemas.openxmlformats.org/markup-compatibility/2006" xmlns:aink="http://schemas.microsoft.com/office/drawing/2016/ink" xmlns:am3d="http://schemas.microsoft.com/office/drawing/2017/model3d" xmlns:o="urn:schemas-microsoft-com:office:office" xmlns:r="http://schemas.openxmlformats.org/officeDocument/2006/relationships" xmlns:m="http://schemas.openxmlformats.org/officeDocument/2006/math" xmlns:v="urn:schemas-microsoft-com:vml" xmlns:wp14="http://schemas.microsoft.com/office/word/2010/wordprocessingDrawing" xmlns:wp="http://schemas.openxmlformats.org/drawingml/2006/wordprocessingDrawing" xmlns:w10="urn:schemas-microsoft-com:office:word" xmlns:w="http://schemas.openxmlformats.org/wordprocessingml/2006/main" xmlns:w14="http://schemas.microsoft.com/office/word/2010/wordml" xmlns:w15="http://schemas.microsoft.com/office/word/2012/wordml" xmlns:w16cex="http://schemas.microsoft.com/office/word/2018/wordml/cex" xmlns:w16cid="http://schemas.microsoft.com/office/word/2016/wordml/cid" xmlns:w16="http://schemas.microsoft.com/office/word/2018/wordml" xmlns:w16sdtdh="http://schemas.microsoft.com/office/word/2020/wordml/sdtdatahash" xmlns:w16se="http://schemas.microsoft.com/office/word/2015/wordml/symex" xmlns:wpg="http://schemas.microsoft.com/office/word/2010/wordprocessingGroup" xmlns:wpi="http://schemas.microsoft.com/office/word/2010/wordprocessingInk" xmlns:wne="http://schemas.microsoft.com/office/word/2006/wordml" xmlns:wps="http://schemas.microsoft.com/office/word/2010/wordprocessingShape" mc:Ignorable="w14 w15 w16se w16cid w16 w16cex w16sdtdh wp14">
+<w:numbering xmlns:wpc="http://schemas.microsoft.com/office/word/2010/wordprocessingCanvas" xmlns:cx="http://schemas.microsoft.com/office/drawing/2014/chartex" xmlns:cx1="http://schemas.microsoft.com/office/drawing/2015/9/8/chartex" xmlns:cx2="http://schemas.microsoft.com/office/drawing/2015/10/21/chartex" xmlns:cx3="http://schemas.microsoft.com/office/drawing/2016/5/9/chartex" xmlns:cx4="http://schemas.microsoft.com/office/drawing/2016/5/10/chartex" xmlns:cx5="http://schemas.microsoft.com/office/drawing/2016/5/11/chartex" xmlns:cx6="http://schemas.microsoft.com/office/drawing/2016/5/12/chartex" xmlns:cx7="http://schemas.microsoft.com/office/drawing/2016/5/13/chartex" xmlns:cx8="http://schemas.microsoft.com/office/drawing/2016/5/14/chartex" xmlns:mc="http://schemas.openxmlformats.org/markup-compatibility/2006" xmlns:aink="http://schemas.microsoft.com/office/drawing/2016/ink" xmlns:am3d="http://schemas.microsoft.com/office/drawing/2017/model3d" xmlns:o="urn:schemas-microsoft-com:office:office" xmlns:oel="http://schemas.microsoft.com/office/2019/extlst" xmlns:r="http://schemas.openxmlformats.org/officeDocument/2006/relationships" xmlns:m="http://schemas.openxmlformats.org/officeDocument/2006/math" xmlns:v="urn:schemas-microsoft-com:vml" xmlns:wp14="http://schemas.microsoft.com/office/word/2010/wordprocessingDrawing" xmlns:wp="http://schemas.openxmlformats.org/drawingml/2006/wordprocessingDrawing" xmlns:w10="urn:schemas-microsoft-com:office:word" xmlns:w="http://schemas.openxmlformats.org/wordprocessingml/2006/main" xmlns:w14="http://schemas.microsoft.com/office/word/2010/wordml" xmlns:w15="http://schemas.microsoft.com/office/word/2012/wordml" xmlns:w16cex="http://schemas.microsoft.com/office/word/2018/wordml/cex" xmlns:w16cid="http://schemas.microsoft.com/office/word/2016/wordml/cid" xmlns:w16="http://schemas.microsoft.com/office/word/2018/wordml" xmlns:w16du="http://schemas.microsoft.com/office/word/2023/wordml/word16du" xmlns:w16sdtdh="http://schemas.microsoft.com/office/word/2020/wordml/sdtdatahash" xmlns:w16sdtfl="http://schemas.microsoft.com/office/word/2024/wordml/sdtformatlock" xmlns:w16se="http://schemas.microsoft.com/office/word/2015/wordml/symex" xmlns:wpg="http://schemas.microsoft.com/office/word/2010/wordprocessingGroup" xmlns:wpi="http://schemas.microsoft.com/office/word/2010/wordprocessingInk" xmlns:wne="http://schemas.microsoft.com/office/word/2006/wordml" xmlns:wps="http://schemas.microsoft.com/office/word/2010/wordprocessingShape" mc:Ignorable="w14 w15 w16se w16cid w16 w16cex w16sdtdh w16sdtfl w16du wp14">
   <w:abstractNum w:abstractNumId="0" w15:restartNumberingAfterBreak="0">
     <w:nsid w:val="025D5F02"/>
     <w:multiLevelType w:val="multilevel"/>
@@ -17770,35 +17860,35 @@
       </w:pPr>
     </w:lvl>
   </w:abstractNum>
-  <w:num w:numId="1">
+  <w:num w:numId="1" w16cid:durableId="234122428">
     <w:abstractNumId w:val="0"/>
   </w:num>
-  <w:num w:numId="2">
+  <w:num w:numId="2" w16cid:durableId="1226186561">
     <w:abstractNumId w:val="7"/>
   </w:num>
-  <w:num w:numId="3">
+  <w:num w:numId="3" w16cid:durableId="892427988">
     <w:abstractNumId w:val="6"/>
   </w:num>
-  <w:num w:numId="4">
+  <w:num w:numId="4" w16cid:durableId="653263372">
     <w:abstractNumId w:val="1"/>
   </w:num>
-  <w:num w:numId="5">
+  <w:num w:numId="5" w16cid:durableId="1603296996">
     <w:abstractNumId w:val="5"/>
   </w:num>
-  <w:num w:numId="6">
+  <w:num w:numId="6" w16cid:durableId="1980106030">
     <w:abstractNumId w:val="3"/>
   </w:num>
-  <w:num w:numId="7">
+  <w:num w:numId="7" w16cid:durableId="607926600">
     <w:abstractNumId w:val="4"/>
   </w:num>
-  <w:num w:numId="8">
+  <w:num w:numId="8" w16cid:durableId="1271425527">
     <w:abstractNumId w:val="2"/>
   </w:num>
 </w:numbering>
 </file>
 
 <file path=word/styles.xml><?xml version="1.0" encoding="utf-8"?>
-<w:styles xmlns:mc="http://schemas.openxmlformats.org/markup-compatibility/2006" xmlns:r="http://schemas.openxmlformats.org/officeDocument/2006/relationships" xmlns:w="http://schemas.openxmlformats.org/wordprocessingml/2006/main" xmlns:w14="http://schemas.microsoft.com/office/word/2010/wordml" xmlns:w15="http://schemas.microsoft.com/office/word/2012/wordml" xmlns:w16cex="http://schemas.microsoft.com/office/word/2018/wordml/cex" xmlns:w16cid="http://schemas.microsoft.com/office/word/2016/wordml/cid" xmlns:w16="http://schemas.microsoft.com/office/word/2018/wordml" xmlns:w16sdtdh="http://schemas.microsoft.com/office/word/2020/wordml/sdtdatahash" xmlns:w16se="http://schemas.microsoft.com/office/word/2015/wordml/symex" mc:Ignorable="w14 w15 w16se w16cid w16 w16cex w16sdtdh">
+<w:styles xmlns:mc="http://schemas.openxmlformats.org/markup-compatibility/2006" xmlns:r="http://schemas.openxmlformats.org/officeDocument/2006/relationships" xmlns:w="http://schemas.openxmlformats.org/wordprocessingml/2006/main" xmlns:w14="http://schemas.microsoft.com/office/word/2010/wordml" xmlns:w15="http://schemas.microsoft.com/office/word/2012/wordml" xmlns:w16cex="http://schemas.microsoft.com/office/word/2018/wordml/cex" xmlns:w16cid="http://schemas.microsoft.com/office/word/2016/wordml/cid" xmlns:w16="http://schemas.microsoft.com/office/word/2018/wordml" xmlns:w16du="http://schemas.microsoft.com/office/word/2023/wordml/word16du" xmlns:w16sdtdh="http://schemas.microsoft.com/office/word/2020/wordml/sdtdatahash" xmlns:w16sdtfl="http://schemas.microsoft.com/office/word/2024/wordml/sdtformatlock" xmlns:w16se="http://schemas.microsoft.com/office/word/2015/wordml/symex" mc:Ignorable="w14 w15 w16se w16cid w16 w16cex w16sdtdh w16sdtfl w16du">
   <w:docDefaults>
     <w:rPrDefault>
       <w:rPr>
